--- a/Fiche Projet Individuel en Informatique_nderoo.docx
+++ b/Fiche Projet Individuel en Informatique_nderoo.docx
@@ -1,6 +1,6 @@
 
 <file path=word/document.xml><?xml version="1.0" encoding="utf-8"?>
-<w:document xmlns:wpc="http://schemas.microsoft.com/office/word/2010/wordprocessingCanvas" xmlns:cx="http://schemas.microsoft.com/office/drawing/2014/chartex" xmlns:cx1="http://schemas.microsoft.com/office/drawing/2015/9/8/chartex" xmlns:cx2="http://schemas.microsoft.com/office/drawing/2015/10/21/chartex" xmlns:cx3="http://schemas.microsoft.com/office/drawing/2016/5/9/chartex" xmlns:cx4="http://schemas.microsoft.com/office/drawing/2016/5/10/chartex" xmlns:cx5="http://schemas.microsoft.com/office/drawing/2016/5/11/chartex" xmlns:cx6="http://schemas.microsoft.com/office/drawing/2016/5/12/chartex" xmlns:cx7="http://schemas.microsoft.com/office/drawing/2016/5/13/chartex" xmlns:cx8="http://schemas.microsoft.com/office/drawing/2016/5/14/chartex" xmlns:mc="http://schemas.openxmlformats.org/markup-compatibility/2006" xmlns:aink="http://schemas.microsoft.com/office/drawing/2016/ink" xmlns:am3d="http://schemas.microsoft.com/office/drawing/2017/model3d" xmlns:o="urn:schemas-microsoft-com:office:office" xmlns:r="http://schemas.openxmlformats.org/officeDocument/2006/relationships" xmlns:m="http://schemas.openxmlformats.org/officeDocument/2006/math" xmlns:v="urn:schemas-microsoft-com:vml" xmlns:wp14="http://schemas.microsoft.com/office/word/2010/wordprocessingDrawing" xmlns:wp="http://schemas.openxmlformats.org/drawingml/2006/wordprocessingDrawing" xmlns:w10="urn:schemas-microsoft-com:office:word" xmlns:w="http://schemas.openxmlformats.org/wordprocessingml/2006/main" xmlns:w14="http://schemas.microsoft.com/office/word/2010/wordml" xmlns:w15="http://schemas.microsoft.com/office/word/2012/wordml" xmlns:w16cid="http://schemas.microsoft.com/office/word/2016/wordml/cid" xmlns:w16se="http://schemas.microsoft.com/office/word/2015/wordml/symex" xmlns:wpg="http://schemas.microsoft.com/office/word/2010/wordprocessingGroup" xmlns:wpi="http://schemas.microsoft.com/office/word/2010/wordprocessingInk" xmlns:wne="http://schemas.microsoft.com/office/word/2006/wordml" xmlns:wps="http://schemas.microsoft.com/office/word/2010/wordprocessingShape" mc:Ignorable="w14 w15 w16se w16cid wp14">
+<w:document xmlns:wpc="http://schemas.microsoft.com/office/word/2010/wordprocessingCanvas" xmlns:cx="http://schemas.microsoft.com/office/drawing/2014/chartex" xmlns:cx1="http://schemas.microsoft.com/office/drawing/2015/9/8/chartex" xmlns:cx2="http://schemas.microsoft.com/office/drawing/2015/10/21/chartex" xmlns:cx3="http://schemas.microsoft.com/office/drawing/2016/5/9/chartex" xmlns:cx4="http://schemas.microsoft.com/office/drawing/2016/5/10/chartex" xmlns:cx5="http://schemas.microsoft.com/office/drawing/2016/5/11/chartex" xmlns:cx6="http://schemas.microsoft.com/office/drawing/2016/5/12/chartex" xmlns:cx7="http://schemas.microsoft.com/office/drawing/2016/5/13/chartex" xmlns:cx8="http://schemas.microsoft.com/office/drawing/2016/5/14/chartex" xmlns:mc="http://schemas.openxmlformats.org/markup-compatibility/2006" xmlns:aink="http://schemas.microsoft.com/office/drawing/2016/ink" xmlns:am3d="http://schemas.microsoft.com/office/drawing/2017/model3d" xmlns:o="urn:schemas-microsoft-com:office:office" xmlns:oel="http://schemas.microsoft.com/office/2019/extlst" xmlns:r="http://schemas.openxmlformats.org/officeDocument/2006/relationships" xmlns:m="http://schemas.openxmlformats.org/officeDocument/2006/math" xmlns:v="urn:schemas-microsoft-com:vml" xmlns:wp14="http://schemas.microsoft.com/office/word/2010/wordprocessingDrawing" xmlns:wp="http://schemas.openxmlformats.org/drawingml/2006/wordprocessingDrawing" xmlns:w10="urn:schemas-microsoft-com:office:word" xmlns:w="http://schemas.openxmlformats.org/wordprocessingml/2006/main" xmlns:w14="http://schemas.microsoft.com/office/word/2010/wordml" xmlns:w15="http://schemas.microsoft.com/office/word/2012/wordml" xmlns:w16cex="http://schemas.microsoft.com/office/word/2018/wordml/cex" xmlns:w16cid="http://schemas.microsoft.com/office/word/2016/wordml/cid" xmlns:w16="http://schemas.microsoft.com/office/word/2018/wordml" xmlns:w16du="http://schemas.microsoft.com/office/word/2023/wordml/word16du" xmlns:w16sdtdh="http://schemas.microsoft.com/office/word/2020/wordml/sdtdatahash" xmlns:w16sdtfl="http://schemas.microsoft.com/office/word/2024/wordml/sdtformatlock" xmlns:w16se="http://schemas.microsoft.com/office/word/2015/wordml/symex" xmlns:wpg="http://schemas.microsoft.com/office/word/2010/wordprocessingGroup" xmlns:wpi="http://schemas.microsoft.com/office/word/2010/wordprocessingInk" xmlns:wne="http://schemas.microsoft.com/office/word/2006/wordml" xmlns:wps="http://schemas.microsoft.com/office/word/2010/wordprocessingShape" mc:Ignorable="w14 w15 w16se w16cid w16 w16cex w16sdtdh w16sdtfl w16du wp14">
   <w:body>
     <w:p>
       <w:pPr>
@@ -107,61 +107,6 @@
         </w:rPr>
         <w:t>DEROO Nicolas</w:t>
       </w:r>
-    </w:p>
-    <w:p>
-      <w:pPr>
-        <w:spacing w:before="100" w:after="100" w:line="240" w:lineRule="auto"/>
-        <w:rPr>
-          <w:rFonts w:eastAsia="Times New Roman" w:cs="Calibri"/>
-          <w:bCs/>
-          <w:szCs w:val="20"/>
-          <w:lang w:eastAsia="fr-FR"/>
-        </w:rPr>
-      </w:pPr>
-    </w:p>
-    <w:p>
-      <w:pPr>
-        <w:spacing w:before="100" w:after="100" w:line="240" w:lineRule="auto"/>
-      </w:pPr>
-      <w:r>
-        <w:rPr>
-          <w:rFonts w:eastAsia="Times New Roman" w:cs="Calibri"/>
-          <w:b/>
-          <w:bCs/>
-          <w:szCs w:val="20"/>
-          <w:lang w:eastAsia="fr-FR"/>
-        </w:rPr>
-        <w:t>Objectifs du projet :</w:t>
-      </w:r>
-      <w:r>
-        <w:rPr>
-          <w:rFonts w:eastAsia="Times New Roman" w:cs="Calibri"/>
-          <w:b/>
-          <w:bCs/>
-          <w:szCs w:val="20"/>
-          <w:lang w:eastAsia="fr-FR"/>
-        </w:rPr>
-        <w:t xml:space="preserve"> </w:t>
-      </w:r>
-      <w:r>
-        <w:rPr>
-          <w:rFonts w:eastAsia="Times New Roman" w:cs="Calibri"/>
-          <w:bCs/>
-          <w:szCs w:val="20"/>
-          <w:lang w:eastAsia="fr-FR"/>
-        </w:rPr>
-        <w:t>Créer un FTP et le rendre disponible sur Internet</w:t>
-      </w:r>
-    </w:p>
-    <w:p>
-      <w:pPr>
-        <w:spacing w:before="100" w:after="100" w:line="240" w:lineRule="auto"/>
-        <w:rPr>
-          <w:rFonts w:eastAsia="Times New Roman" w:cs="Calibri"/>
-          <w:szCs w:val="20"/>
-          <w:lang w:eastAsia="fr-FR"/>
-        </w:rPr>
-      </w:pPr>
     </w:p>
     <w:p>
       <w:pPr>
@@ -192,7 +137,7 @@
           <w:ilvl w:val="0"/>
           <w:numId w:val="1"/>
         </w:numPr>
-        <w:spacing w:line="240" w:lineRule="auto"/>
+        <w:spacing w:after="100" w:line="240" w:lineRule="auto"/>
         <w:rPr>
           <w:rFonts w:eastAsia="Times New Roman" w:cs="Calibri"/>
           <w:b/>
@@ -250,14 +195,14 @@
           <w:b/>
           <w:bCs/>
           <w:szCs w:val="20"/>
-          <w:lang w:eastAsia="fr-FR"/>
-        </w:rPr>
-      </w:pPr>
-      <w:r>
-        <w:rPr>
-          <w:rFonts w:eastAsia="Times New Roman" w:cs="Calibri"/>
-          <w:szCs w:val="20"/>
-          <w:lang w:eastAsia="fr-FR"/>
+          <w:lang w:val="en-US" w:eastAsia="fr-FR"/>
+        </w:rPr>
+      </w:pPr>
+      <w:r>
+        <w:rPr>
+          <w:rFonts w:eastAsia="Times New Roman" w:cs="Calibri"/>
+          <w:szCs w:val="20"/>
+          <w:lang w:val="en-US" w:eastAsia="fr-FR"/>
         </w:rPr>
         <w:t xml:space="preserve">Un NAS : </w:t>
       </w:r>
@@ -267,49 +212,17 @@
           <w:i/>
           <w:iCs/>
           <w:szCs w:val="20"/>
-          <w:lang w:eastAsia="fr-FR"/>
-        </w:rPr>
-        <w:t xml:space="preserve">NAS UGREEN </w:t>
-      </w:r>
-      <w:r>
-        <w:rPr>
-          <w:rFonts w:eastAsia="Times New Roman" w:cs="Calibri"/>
-          <w:i/>
-          <w:iCs/>
-          <w:szCs w:val="20"/>
-          <w:lang w:eastAsia="fr-FR"/>
-        </w:rPr>
-        <w:t>D</w:t>
-      </w:r>
-      <w:r>
-        <w:rPr>
-          <w:rFonts w:eastAsia="Times New Roman" w:cs="Calibri"/>
-          <w:i/>
-          <w:iCs/>
-          <w:szCs w:val="20"/>
-          <w:lang w:eastAsia="fr-FR"/>
-        </w:rPr>
-        <w:t>XP2</w:t>
-      </w:r>
-      <w:r>
-        <w:rPr>
-          <w:rFonts w:eastAsia="Times New Roman" w:cs="Calibri"/>
-          <w:i/>
-          <w:iCs/>
-          <w:szCs w:val="20"/>
-          <w:lang w:eastAsia="fr-FR"/>
-        </w:rPr>
-        <w:t>8</w:t>
-      </w:r>
-      <w:r>
-        <w:rPr>
-          <w:rFonts w:eastAsia="Times New Roman" w:cs="Calibri"/>
-          <w:i/>
-          <w:iCs/>
-          <w:szCs w:val="20"/>
-          <w:lang w:eastAsia="fr-FR"/>
-        </w:rPr>
-        <w:t>00</w:t>
+          <w:lang w:val="en-US" w:eastAsia="fr-FR"/>
+        </w:rPr>
+        <w:t>NAS UGREEN XP 2700</w:t>
+      </w:r>
+      <w:r>
+        <w:rPr>
+          <w:rFonts w:eastAsia="Times New Roman" w:cs="Calibri"/>
+          <w:szCs w:val="20"/>
+          <w:lang w:val="en-US" w:eastAsia="fr-FR"/>
+        </w:rPr>
+        <w:t> : 2 SSD 2To</w:t>
       </w:r>
     </w:p>
     <w:p>
@@ -334,25 +247,7 @@
           <w:szCs w:val="20"/>
           <w:lang w:val="en-US" w:eastAsia="fr-FR"/>
         </w:rPr>
-        <w:t xml:space="preserve">Une </w:t>
-      </w:r>
-      <w:proofErr w:type="spellStart"/>
-      <w:r>
-        <w:rPr>
-          <w:rFonts w:eastAsia="Times New Roman" w:cs="Calibri"/>
-          <w:szCs w:val="20"/>
-          <w:lang w:val="en-US" w:eastAsia="fr-FR"/>
-        </w:rPr>
-        <w:t>caméra</w:t>
-      </w:r>
-      <w:proofErr w:type="spellEnd"/>
-      <w:r>
-        <w:rPr>
-          <w:rFonts w:eastAsia="Times New Roman" w:cs="Calibri"/>
-          <w:szCs w:val="20"/>
-          <w:lang w:val="en-US" w:eastAsia="fr-FR"/>
-        </w:rPr>
-        <w:t xml:space="preserve"> </w:t>
+        <w:t xml:space="preserve">Une caméra </w:t>
       </w:r>
       <w:r>
         <w:rPr>
@@ -396,8 +291,6 @@
         </w:rPr>
         <w:t>FOSCAM Wireless IP Camera FI9816P</w:t>
       </w:r>
-      <w:bookmarkStart w:id="0" w:name="_GoBack"/>
-      <w:bookmarkEnd w:id="0"/>
     </w:p>
     <w:p>
       <w:pPr>
@@ -406,7 +299,7 @@
           <w:ilvl w:val="0"/>
           <w:numId w:val="1"/>
         </w:numPr>
-        <w:spacing w:line="240" w:lineRule="auto"/>
+        <w:spacing w:after="100" w:line="240" w:lineRule="auto"/>
         <w:rPr>
           <w:rFonts w:eastAsia="Times New Roman" w:cs="Calibri"/>
           <w:b/>
@@ -415,7 +308,6 @@
           <w:lang w:val="en-US" w:eastAsia="fr-FR"/>
         </w:rPr>
       </w:pPr>
-      <w:proofErr w:type="spellStart"/>
       <w:r>
         <w:rPr>
           <w:rFonts w:eastAsia="Times New Roman" w:cs="Calibri"/>
@@ -426,7 +318,6 @@
         </w:rPr>
         <w:t>Logiciels</w:t>
       </w:r>
-      <w:proofErr w:type="spellEnd"/>
     </w:p>
     <w:p>
       <w:pPr>
@@ -500,25 +391,57 @@
           <w:szCs w:val="20"/>
           <w:lang w:val="en-US" w:eastAsia="fr-FR"/>
         </w:rPr>
-        <w:t xml:space="preserve">Docker (docker composer &amp; </w:t>
-      </w:r>
-      <w:proofErr w:type="spellStart"/>
-      <w:r>
-        <w:rPr>
-          <w:rFonts w:eastAsia="Times New Roman" w:cs="Calibri"/>
+        <w:t xml:space="preserve">Docker </w:t>
+      </w:r>
+    </w:p>
+    <w:p>
+      <w:pPr>
+        <w:pStyle w:val="Paragraphedeliste"/>
+        <w:numPr>
+          <w:ilvl w:val="2"/>
+          <w:numId w:val="1"/>
+        </w:numPr>
+        <w:spacing w:line="240" w:lineRule="auto"/>
+        <w:rPr>
+          <w:rFonts w:eastAsia="Times New Roman" w:cs="Calibri"/>
+          <w:b/>
+          <w:bCs/>
           <w:szCs w:val="20"/>
           <w:lang w:val="en-US" w:eastAsia="fr-FR"/>
         </w:rPr>
+      </w:pPr>
+      <w:r>
+        <w:rPr>
+          <w:rFonts w:eastAsia="Times New Roman" w:cs="Calibri"/>
+          <w:szCs w:val="20"/>
+          <w:lang w:val="en-US" w:eastAsia="fr-FR"/>
+        </w:rPr>
+        <w:t>docker composer</w:t>
+      </w:r>
+    </w:p>
+    <w:p>
+      <w:pPr>
+        <w:pStyle w:val="Paragraphedeliste"/>
+        <w:numPr>
+          <w:ilvl w:val="2"/>
+          <w:numId w:val="1"/>
+        </w:numPr>
+        <w:spacing w:line="240" w:lineRule="auto"/>
+        <w:rPr>
+          <w:rFonts w:eastAsia="Times New Roman" w:cs="Calibri"/>
+          <w:b/>
+          <w:bCs/>
+          <w:szCs w:val="20"/>
+          <w:lang w:val="en-US" w:eastAsia="fr-FR"/>
+        </w:rPr>
+      </w:pPr>
+      <w:r>
+        <w:rPr>
+          <w:rFonts w:eastAsia="Times New Roman" w:cs="Calibri"/>
+          <w:szCs w:val="20"/>
+          <w:lang w:val="en-US" w:eastAsia="fr-FR"/>
+        </w:rPr>
         <w:t>Dockerfile</w:t>
-      </w:r>
-      <w:proofErr w:type="spellEnd"/>
-      <w:r>
-        <w:rPr>
-          <w:rFonts w:eastAsia="Times New Roman" w:cs="Calibri"/>
-          <w:szCs w:val="20"/>
-          <w:lang w:val="en-US" w:eastAsia="fr-FR"/>
-        </w:rPr>
-        <w:t>)</w:t>
       </w:r>
     </w:p>
     <w:p>
@@ -543,7 +466,23 @@
           <w:szCs w:val="20"/>
           <w:lang w:val="en-US" w:eastAsia="fr-FR"/>
         </w:rPr>
-        <w:t xml:space="preserve">Tunnel </w:t>
+        <w:t>Tunnel</w:t>
+      </w:r>
+      <w:r>
+        <w:rPr>
+          <w:rFonts w:eastAsia="Times New Roman" w:cs="Calibri"/>
+          <w:szCs w:val="20"/>
+          <w:lang w:val="en-US" w:eastAsia="fr-FR"/>
+        </w:rPr>
+        <w:t>s</w:t>
+      </w:r>
+      <w:r>
+        <w:rPr>
+          <w:rFonts w:eastAsia="Times New Roman" w:cs="Calibri"/>
+          <w:szCs w:val="20"/>
+          <w:lang w:val="en-US" w:eastAsia="fr-FR"/>
+        </w:rPr>
+        <w:t xml:space="preserve"> </w:t>
       </w:r>
       <w:proofErr w:type="spellStart"/>
       <w:r>
@@ -566,211 +505,262 @@
     </w:p>
     <w:p>
       <w:pPr>
-        <w:spacing w:before="100" w:after="100" w:line="240" w:lineRule="auto"/>
-        <w:rPr>
-          <w:rFonts w:eastAsia="Times New Roman" w:cs="Calibri"/>
+        <w:pStyle w:val="Paragraphedeliste"/>
+        <w:numPr>
+          <w:ilvl w:val="1"/>
+          <w:numId w:val="1"/>
+        </w:numPr>
+        <w:spacing w:line="240" w:lineRule="auto"/>
+        <w:rPr>
+          <w:rFonts w:eastAsia="Times New Roman" w:cs="Calibri"/>
+          <w:b/>
+          <w:bCs/>
           <w:szCs w:val="20"/>
           <w:lang w:val="en-US" w:eastAsia="fr-FR"/>
         </w:rPr>
       </w:pPr>
-    </w:p>
-    <w:p>
-      <w:pPr>
-        <w:spacing w:before="100" w:after="100" w:line="240" w:lineRule="auto"/>
+      <w:r>
         <w:rPr>
           <w:rFonts w:eastAsia="Times New Roman" w:cs="Calibri"/>
           <w:szCs w:val="20"/>
           <w:lang w:val="en-US" w:eastAsia="fr-FR"/>
         </w:rPr>
-      </w:pPr>
-    </w:p>
-    <w:p>
-      <w:pPr>
-        <w:spacing w:before="100" w:after="100" w:line="240" w:lineRule="auto"/>
-        <w:rPr>
-          <w:rFonts w:eastAsia="Times New Roman" w:cs="Calibri"/>
+        <w:t>VSCode</w:t>
+      </w:r>
+    </w:p>
+    <w:p>
+      <w:pPr>
+        <w:pStyle w:val="Paragraphedeliste"/>
+        <w:numPr>
+          <w:ilvl w:val="1"/>
+          <w:numId w:val="1"/>
+        </w:numPr>
+        <w:spacing w:line="240" w:lineRule="auto"/>
+        <w:rPr>
+          <w:rFonts w:eastAsia="Times New Roman" w:cs="Calibri"/>
+          <w:b/>
+          <w:bCs/>
           <w:szCs w:val="20"/>
           <w:lang w:val="en-US" w:eastAsia="fr-FR"/>
         </w:rPr>
       </w:pPr>
-    </w:p>
-    <w:p>
-      <w:pPr>
-        <w:spacing w:before="100" w:after="100" w:line="240" w:lineRule="auto"/>
+      <w:r>
         <w:rPr>
           <w:rFonts w:eastAsia="Times New Roman" w:cs="Calibri"/>
           <w:szCs w:val="20"/>
           <w:lang w:val="en-US" w:eastAsia="fr-FR"/>
         </w:rPr>
-      </w:pPr>
-    </w:p>
-    <w:p>
-      <w:pPr>
-        <w:spacing w:before="100" w:after="100" w:line="240" w:lineRule="auto"/>
-        <w:rPr>
-          <w:rFonts w:eastAsia="Times New Roman" w:cs="Calibri"/>
-          <w:szCs w:val="20"/>
-          <w:lang w:val="en-US" w:eastAsia="fr-FR"/>
-        </w:rPr>
-      </w:pPr>
-    </w:p>
-    <w:p>
-      <w:pPr>
-        <w:spacing w:before="100" w:after="100" w:line="240" w:lineRule="auto"/>
-        <w:rPr>
-          <w:rFonts w:eastAsia="Times New Roman" w:cs="Calibri"/>
-          <w:szCs w:val="20"/>
-          <w:lang w:val="en-US" w:eastAsia="fr-FR"/>
-        </w:rPr>
-      </w:pPr>
-    </w:p>
-    <w:p>
-      <w:pPr>
-        <w:spacing w:before="100" w:after="100" w:line="240" w:lineRule="auto"/>
-        <w:rPr>
-          <w:rFonts w:eastAsia="Times New Roman" w:cs="Calibri"/>
-          <w:szCs w:val="20"/>
-          <w:lang w:val="en-US" w:eastAsia="fr-FR"/>
-        </w:rPr>
-      </w:pPr>
-    </w:p>
-    <w:p>
-      <w:pPr>
-        <w:spacing w:before="100" w:after="100" w:line="240" w:lineRule="auto"/>
-        <w:rPr>
-          <w:rFonts w:eastAsia="Times New Roman" w:cs="Calibri"/>
-          <w:szCs w:val="20"/>
-          <w:lang w:val="en-US" w:eastAsia="fr-FR"/>
-        </w:rPr>
-      </w:pPr>
-    </w:p>
-    <w:p>
-      <w:pPr>
-        <w:spacing w:before="100" w:after="100" w:line="240" w:lineRule="auto"/>
-        <w:rPr>
-          <w:rFonts w:eastAsia="Times New Roman" w:cs="Calibri"/>
-          <w:szCs w:val="20"/>
-          <w:lang w:val="en-US" w:eastAsia="fr-FR"/>
-        </w:rPr>
-      </w:pPr>
-    </w:p>
-    <w:p>
-      <w:pPr>
-        <w:spacing w:before="100" w:after="100" w:line="240" w:lineRule="auto"/>
-        <w:rPr>
-          <w:rFonts w:eastAsia="Times New Roman" w:cs="Calibri"/>
-          <w:szCs w:val="20"/>
-          <w:lang w:val="en-US" w:eastAsia="fr-FR"/>
-        </w:rPr>
-      </w:pPr>
-    </w:p>
-    <w:p>
-      <w:pPr>
-        <w:spacing w:before="100" w:after="100" w:line="240" w:lineRule="auto"/>
-        <w:rPr>
-          <w:rFonts w:eastAsia="Times New Roman" w:cs="Calibri"/>
-          <w:szCs w:val="20"/>
-          <w:lang w:val="en-US" w:eastAsia="fr-FR"/>
-        </w:rPr>
-      </w:pPr>
-    </w:p>
-    <w:p>
-      <w:pPr>
-        <w:spacing w:before="100" w:after="100" w:line="240" w:lineRule="auto"/>
-        <w:rPr>
-          <w:rFonts w:eastAsia="Times New Roman" w:cs="Calibri"/>
-          <w:szCs w:val="20"/>
-          <w:lang w:val="en-US" w:eastAsia="fr-FR"/>
-        </w:rPr>
-      </w:pPr>
-    </w:p>
-    <w:p>
-      <w:pPr>
-        <w:spacing w:before="100" w:after="100" w:line="240" w:lineRule="auto"/>
-        <w:rPr>
-          <w:rFonts w:eastAsia="Times New Roman" w:cs="Calibri"/>
-          <w:szCs w:val="20"/>
-          <w:lang w:val="en-US" w:eastAsia="fr-FR"/>
-        </w:rPr>
-      </w:pPr>
-    </w:p>
-    <w:p>
-      <w:pPr>
-        <w:spacing w:before="100" w:after="100" w:line="240" w:lineRule="auto"/>
-        <w:rPr>
-          <w:rFonts w:eastAsia="Times New Roman" w:cs="Calibri"/>
-          <w:szCs w:val="20"/>
-          <w:lang w:val="en-US" w:eastAsia="fr-FR"/>
-        </w:rPr>
-      </w:pPr>
-    </w:p>
-    <w:p>
-      <w:pPr>
-        <w:spacing w:before="100" w:after="100" w:line="240" w:lineRule="auto"/>
-        <w:rPr>
-          <w:rFonts w:eastAsia="Times New Roman" w:cs="Calibri"/>
-          <w:szCs w:val="20"/>
-          <w:lang w:val="en-US" w:eastAsia="fr-FR"/>
-        </w:rPr>
-      </w:pPr>
-    </w:p>
-    <w:p>
-      <w:pPr>
-        <w:spacing w:before="100" w:after="100" w:line="240" w:lineRule="auto"/>
-        <w:rPr>
-          <w:rFonts w:eastAsia="Times New Roman" w:cs="Calibri"/>
-          <w:szCs w:val="20"/>
-          <w:lang w:val="en-US" w:eastAsia="fr-FR"/>
-        </w:rPr>
-      </w:pPr>
-    </w:p>
-    <w:p>
-      <w:pPr>
-        <w:spacing w:before="100" w:after="100" w:line="240" w:lineRule="auto"/>
-        <w:rPr>
-          <w:rFonts w:eastAsia="Times New Roman" w:cs="Calibri"/>
-          <w:szCs w:val="20"/>
-          <w:lang w:val="en-US" w:eastAsia="fr-FR"/>
-        </w:rPr>
-      </w:pPr>
-    </w:p>
-    <w:p>
-      <w:pPr>
-        <w:spacing w:before="100" w:after="100" w:line="240" w:lineRule="auto"/>
-        <w:rPr>
-          <w:rFonts w:eastAsia="Times New Roman" w:cs="Calibri"/>
-          <w:szCs w:val="20"/>
-          <w:lang w:val="en-US" w:eastAsia="fr-FR"/>
-        </w:rPr>
-      </w:pPr>
-    </w:p>
-    <w:p>
-      <w:pPr>
-        <w:spacing w:before="100" w:after="100" w:line="240" w:lineRule="auto"/>
-        <w:rPr>
-          <w:rFonts w:eastAsia="Times New Roman" w:cs="Calibri"/>
-          <w:szCs w:val="20"/>
-          <w:lang w:val="en-US" w:eastAsia="fr-FR"/>
-        </w:rPr>
-      </w:pPr>
-    </w:p>
-    <w:p>
-      <w:pPr>
-        <w:spacing w:before="100" w:after="100" w:line="240" w:lineRule="auto"/>
-        <w:rPr>
-          <w:rFonts w:eastAsia="Times New Roman" w:cs="Calibri"/>
-          <w:szCs w:val="20"/>
-          <w:lang w:val="en-US" w:eastAsia="fr-FR"/>
-        </w:rPr>
-      </w:pPr>
-    </w:p>
-    <w:p>
-      <w:pPr>
-        <w:spacing w:before="100" w:after="100" w:line="240" w:lineRule="auto"/>
-        <w:rPr>
-          <w:rFonts w:eastAsia="Times New Roman" w:cs="Calibri"/>
-          <w:szCs w:val="20"/>
-          <w:lang w:val="en-US" w:eastAsia="fr-FR"/>
+        <w:t>Git / Github</w:t>
+      </w:r>
+    </w:p>
+    <w:p>
+      <w:pPr>
+        <w:spacing w:before="100" w:after="100" w:line="240" w:lineRule="auto"/>
+        <w:rPr>
+          <w:rFonts w:eastAsia="Times New Roman" w:cs="Calibri"/>
+          <w:szCs w:val="20"/>
+          <w:lang w:eastAsia="fr-FR"/>
+        </w:rPr>
+      </w:pPr>
+    </w:p>
+    <w:p>
+      <w:pPr>
+        <w:spacing w:before="100" w:after="100" w:line="240" w:lineRule="auto"/>
+        <w:rPr>
+          <w:rFonts w:eastAsia="Times New Roman" w:cs="Calibri"/>
+          <w:szCs w:val="20"/>
+          <w:lang w:eastAsia="fr-FR"/>
+        </w:rPr>
+      </w:pPr>
+    </w:p>
+    <w:p>
+      <w:pPr>
+        <w:spacing w:before="100" w:after="100" w:line="240" w:lineRule="auto"/>
+        <w:rPr>
+          <w:rFonts w:eastAsia="Times New Roman" w:cs="Calibri"/>
+          <w:szCs w:val="20"/>
+          <w:lang w:eastAsia="fr-FR"/>
+        </w:rPr>
+      </w:pPr>
+    </w:p>
+    <w:p>
+      <w:pPr>
+        <w:spacing w:before="100" w:after="100" w:line="240" w:lineRule="auto"/>
+        <w:rPr>
+          <w:rFonts w:eastAsia="Times New Roman" w:cs="Calibri"/>
+          <w:szCs w:val="20"/>
+          <w:lang w:eastAsia="fr-FR"/>
+        </w:rPr>
+      </w:pPr>
+    </w:p>
+    <w:p>
+      <w:pPr>
+        <w:spacing w:before="100" w:after="100" w:line="240" w:lineRule="auto"/>
+        <w:rPr>
+          <w:rFonts w:eastAsia="Times New Roman" w:cs="Calibri"/>
+          <w:szCs w:val="20"/>
+          <w:lang w:eastAsia="fr-FR"/>
+        </w:rPr>
+      </w:pPr>
+    </w:p>
+    <w:p>
+      <w:pPr>
+        <w:spacing w:before="100" w:after="100" w:line="240" w:lineRule="auto"/>
+        <w:rPr>
+          <w:rFonts w:eastAsia="Times New Roman" w:cs="Calibri"/>
+          <w:szCs w:val="20"/>
+          <w:lang w:eastAsia="fr-FR"/>
+        </w:rPr>
+      </w:pPr>
+    </w:p>
+    <w:p>
+      <w:pPr>
+        <w:spacing w:before="100" w:after="100" w:line="240" w:lineRule="auto"/>
+        <w:rPr>
+          <w:rFonts w:eastAsia="Times New Roman" w:cs="Calibri"/>
+          <w:szCs w:val="20"/>
+          <w:lang w:eastAsia="fr-FR"/>
+        </w:rPr>
+      </w:pPr>
+    </w:p>
+    <w:p>
+      <w:pPr>
+        <w:spacing w:before="100" w:after="100" w:line="240" w:lineRule="auto"/>
+        <w:rPr>
+          <w:rFonts w:eastAsia="Times New Roman" w:cs="Calibri"/>
+          <w:szCs w:val="20"/>
+          <w:lang w:eastAsia="fr-FR"/>
+        </w:rPr>
+      </w:pPr>
+    </w:p>
+    <w:p>
+      <w:pPr>
+        <w:spacing w:before="100" w:after="100" w:line="240" w:lineRule="auto"/>
+        <w:rPr>
+          <w:rFonts w:eastAsia="Times New Roman" w:cs="Calibri"/>
+          <w:szCs w:val="20"/>
+          <w:lang w:eastAsia="fr-FR"/>
+        </w:rPr>
+      </w:pPr>
+    </w:p>
+    <w:p>
+      <w:pPr>
+        <w:spacing w:before="100" w:after="100" w:line="240" w:lineRule="auto"/>
+        <w:rPr>
+          <w:rFonts w:eastAsia="Times New Roman" w:cs="Calibri"/>
+          <w:szCs w:val="20"/>
+          <w:lang w:eastAsia="fr-FR"/>
+        </w:rPr>
+      </w:pPr>
+    </w:p>
+    <w:p>
+      <w:pPr>
+        <w:spacing w:before="100" w:after="100" w:line="240" w:lineRule="auto"/>
+        <w:rPr>
+          <w:rFonts w:eastAsia="Times New Roman" w:cs="Calibri"/>
+          <w:szCs w:val="20"/>
+          <w:lang w:eastAsia="fr-FR"/>
+        </w:rPr>
+      </w:pPr>
+    </w:p>
+    <w:p>
+      <w:pPr>
+        <w:spacing w:before="100" w:after="100" w:line="240" w:lineRule="auto"/>
+        <w:rPr>
+          <w:rFonts w:eastAsia="Times New Roman" w:cs="Calibri"/>
+          <w:szCs w:val="20"/>
+          <w:lang w:eastAsia="fr-FR"/>
+        </w:rPr>
+      </w:pPr>
+    </w:p>
+    <w:p>
+      <w:pPr>
+        <w:spacing w:before="100" w:after="100" w:line="240" w:lineRule="auto"/>
+        <w:rPr>
+          <w:rFonts w:eastAsia="Times New Roman" w:cs="Calibri"/>
+          <w:szCs w:val="20"/>
+          <w:lang w:eastAsia="fr-FR"/>
+        </w:rPr>
+      </w:pPr>
+    </w:p>
+    <w:p>
+      <w:pPr>
+        <w:spacing w:before="100" w:after="100" w:line="240" w:lineRule="auto"/>
+        <w:rPr>
+          <w:rFonts w:eastAsia="Times New Roman" w:cs="Calibri"/>
+          <w:szCs w:val="20"/>
+          <w:lang w:eastAsia="fr-FR"/>
+        </w:rPr>
+      </w:pPr>
+    </w:p>
+    <w:p>
+      <w:pPr>
+        <w:spacing w:before="100" w:after="100" w:line="240" w:lineRule="auto"/>
+        <w:rPr>
+          <w:rFonts w:eastAsia="Times New Roman" w:cs="Calibri"/>
+          <w:szCs w:val="20"/>
+          <w:lang w:eastAsia="fr-FR"/>
+        </w:rPr>
+      </w:pPr>
+    </w:p>
+    <w:p>
+      <w:pPr>
+        <w:spacing w:before="100" w:after="100" w:line="240" w:lineRule="auto"/>
+        <w:rPr>
+          <w:rFonts w:eastAsia="Times New Roman" w:cs="Calibri"/>
+          <w:szCs w:val="20"/>
+          <w:lang w:eastAsia="fr-FR"/>
+        </w:rPr>
+      </w:pPr>
+    </w:p>
+    <w:p>
+      <w:pPr>
+        <w:spacing w:before="100" w:after="100" w:line="240" w:lineRule="auto"/>
+        <w:rPr>
+          <w:rFonts w:eastAsia="Times New Roman" w:cs="Calibri"/>
+          <w:szCs w:val="20"/>
+          <w:lang w:eastAsia="fr-FR"/>
+        </w:rPr>
+      </w:pPr>
+    </w:p>
+    <w:p>
+      <w:pPr>
+        <w:spacing w:before="100" w:after="100" w:line="240" w:lineRule="auto"/>
+        <w:rPr>
+          <w:rFonts w:eastAsia="Times New Roman" w:cs="Calibri"/>
+          <w:szCs w:val="20"/>
+          <w:lang w:eastAsia="fr-FR"/>
+        </w:rPr>
+      </w:pPr>
+    </w:p>
+    <w:p>
+      <w:pPr>
+        <w:spacing w:before="100" w:after="100" w:line="240" w:lineRule="auto"/>
+        <w:rPr>
+          <w:rFonts w:eastAsia="Times New Roman" w:cs="Calibri"/>
+          <w:szCs w:val="20"/>
+          <w:lang w:eastAsia="fr-FR"/>
+        </w:rPr>
+      </w:pPr>
+    </w:p>
+    <w:p>
+      <w:pPr>
+        <w:spacing w:before="100" w:after="100" w:line="240" w:lineRule="auto"/>
+        <w:rPr>
+          <w:rFonts w:eastAsia="Times New Roman" w:cs="Calibri"/>
+          <w:szCs w:val="20"/>
+          <w:lang w:eastAsia="fr-FR"/>
+        </w:rPr>
+      </w:pPr>
+    </w:p>
+    <w:p>
+      <w:pPr>
+        <w:spacing w:before="100" w:after="100" w:line="240" w:lineRule="auto"/>
+        <w:rPr>
+          <w:rFonts w:eastAsia="Times New Roman" w:cs="Calibri"/>
+          <w:bCs/>
+          <w:szCs w:val="20"/>
+          <w:lang w:eastAsia="fr-FR"/>
         </w:rPr>
       </w:pPr>
     </w:p>
@@ -787,18 +777,27 @@
           <w:lang w:eastAsia="fr-FR"/>
         </w:rPr>
         <w:lastRenderedPageBreak/>
-        <w:t>Détails techniques :</w:t>
-      </w:r>
-    </w:p>
-    <w:p>
-      <w:pPr>
-        <w:spacing w:before="100" w:after="100" w:line="240" w:lineRule="auto"/>
-        <w:rPr>
-          <w:rFonts w:eastAsia="Times New Roman" w:cs="Calibri"/>
-          <w:szCs w:val="20"/>
-          <w:lang w:eastAsia="fr-FR"/>
-        </w:rPr>
-      </w:pPr>
+        <w:t>Objectif</w:t>
+      </w:r>
+      <w:r>
+        <w:rPr>
+          <w:rFonts w:eastAsia="Times New Roman" w:cs="Calibri"/>
+          <w:b/>
+          <w:bCs/>
+          <w:szCs w:val="20"/>
+          <w:lang w:eastAsia="fr-FR"/>
+        </w:rPr>
+        <w:t xml:space="preserve"> du projet : </w:t>
+      </w:r>
+      <w:r>
+        <w:rPr>
+          <w:rFonts w:eastAsia="Times New Roman" w:cs="Calibri"/>
+          <w:bCs/>
+          <w:szCs w:val="20"/>
+          <w:lang w:eastAsia="fr-FR"/>
+        </w:rPr>
+        <w:t>Créer un FTP et le rendre disponible sur Internet</w:t>
+      </w:r>
     </w:p>
     <w:p>
       <w:pPr>
@@ -814,10 +813,10 @@
           <w:noProof/>
         </w:rPr>
         <w:drawing>
-          <wp:inline distT="0" distB="0" distL="0" distR="0" wp14:anchorId="5B5E61E2" wp14:editId="563FA2B1">
-            <wp:extent cx="6120130" cy="8376399"/>
-            <wp:effectExtent l="0" t="0" r="0" b="5715"/>
-            <wp:docPr id="2" name="Image 2"/>
+          <wp:inline distT="0" distB="0" distL="0" distR="0" wp14:anchorId="7DFBBEB3" wp14:editId="0373B0EB">
+            <wp:extent cx="6120130" cy="8375015"/>
+            <wp:effectExtent l="0" t="0" r="0" b="6985"/>
+            <wp:docPr id="909500031" name="Image 1"/>
             <wp:cNvGraphicFramePr>
               <a:graphicFrameLocks xmlns:a="http://schemas.openxmlformats.org/drawingml/2006/main" noChangeAspect="1"/>
             </wp:cNvGraphicFramePr>
@@ -825,7 +824,7 @@
               <a:graphicData uri="http://schemas.openxmlformats.org/drawingml/2006/picture">
                 <pic:pic xmlns:pic="http://schemas.openxmlformats.org/drawingml/2006/picture">
                   <pic:nvPicPr>
-                    <pic:cNvPr id="0" name="Picture 2"/>
+                    <pic:cNvPr id="0" name="Picture 1"/>
                     <pic:cNvPicPr>
                       <a:picLocks noChangeAspect="1" noChangeArrowheads="1"/>
                     </pic:cNvPicPr>
@@ -846,7 +845,7 @@
                   <pic:spPr bwMode="auto">
                     <a:xfrm>
                       <a:off x="0" y="0"/>
-                      <a:ext cx="6120130" cy="8376399"/>
+                      <a:ext cx="6120130" cy="8375015"/>
                     </a:xfrm>
                     <a:prstGeom prst="rect">
                       <a:avLst/>
@@ -878,6 +877,16 @@
         <w:spacing w:before="100" w:after="100" w:line="240" w:lineRule="auto"/>
         <w:rPr>
           <w:rFonts w:eastAsia="Times New Roman" w:cs="Calibri"/>
+          <w:szCs w:val="20"/>
+          <w:lang w:eastAsia="fr-FR"/>
+        </w:rPr>
+      </w:pPr>
+    </w:p>
+    <w:p>
+      <w:pPr>
+        <w:spacing w:before="100" w:after="100" w:line="240" w:lineRule="auto"/>
+        <w:rPr>
+          <w:rFonts w:eastAsia="Times New Roman" w:cs="Calibri"/>
           <w:b/>
           <w:bCs/>
           <w:szCs w:val="20"/>
@@ -1085,27 +1094,7 @@
           <w:szCs w:val="20"/>
           <w:lang w:val="en-US"/>
         </w:rPr>
-        <w:t>root@DXP2800-Nico:/volume1/docker/</w:t>
-      </w:r>
-      <w:proofErr w:type="spellStart"/>
-      <w:r>
-        <w:rPr>
-          <w:rFonts w:ascii="Lucida Console" w:hAnsi="Lucida Console"/>
-          <w:sz w:val="20"/>
-          <w:szCs w:val="20"/>
-          <w:lang w:val="en-US"/>
-        </w:rPr>
-        <w:t>ftp_project</w:t>
-      </w:r>
-      <w:proofErr w:type="spellEnd"/>
-      <w:r>
-        <w:rPr>
-          <w:rFonts w:ascii="Lucida Console" w:hAnsi="Lucida Console"/>
-          <w:sz w:val="20"/>
-          <w:szCs w:val="20"/>
-          <w:lang w:val="en-US"/>
-        </w:rPr>
-        <w:t xml:space="preserve"># </w:t>
+        <w:t xml:space="preserve">root@DXP2800-Nico:/volume1/docker/ftp_project# </w:t>
       </w:r>
       <w:r>
         <w:rPr>
@@ -1172,27 +1161,7 @@
           <w:szCs w:val="20"/>
           <w:lang w:val="en-US"/>
         </w:rPr>
-        <w:t xml:space="preserve"> Container </w:t>
-      </w:r>
-      <w:proofErr w:type="spellStart"/>
-      <w:r>
-        <w:rPr>
-          <w:rFonts w:ascii="Lucida Console" w:hAnsi="Lucida Console"/>
-          <w:sz w:val="20"/>
-          <w:szCs w:val="20"/>
-          <w:lang w:val="en-US"/>
-        </w:rPr>
-        <w:t>ftp_project</w:t>
-      </w:r>
-      <w:proofErr w:type="spellEnd"/>
-      <w:r>
-        <w:rPr>
-          <w:rFonts w:ascii="Lucida Console" w:hAnsi="Lucida Console"/>
-          <w:sz w:val="20"/>
-          <w:szCs w:val="20"/>
-          <w:lang w:val="en-US"/>
-        </w:rPr>
-        <w:t xml:space="preserve">       </w:t>
+        <w:t xml:space="preserve"> Container ftp_project       </w:t>
       </w:r>
       <w:r>
         <w:rPr>
@@ -1265,27 +1234,7 @@
           <w:szCs w:val="20"/>
           <w:lang w:val="en-US"/>
         </w:rPr>
-        <w:t xml:space="preserve"> Container ftp-</w:t>
-      </w:r>
-      <w:proofErr w:type="spellStart"/>
-      <w:r>
-        <w:rPr>
-          <w:rFonts w:ascii="Lucida Console" w:hAnsi="Lucida Console"/>
-          <w:sz w:val="20"/>
-          <w:szCs w:val="20"/>
-          <w:lang w:val="en-US"/>
-        </w:rPr>
-        <w:t>api</w:t>
-      </w:r>
-      <w:proofErr w:type="spellEnd"/>
-      <w:r>
-        <w:rPr>
-          <w:rFonts w:ascii="Lucida Console" w:hAnsi="Lucida Console"/>
-          <w:sz w:val="20"/>
-          <w:szCs w:val="20"/>
-          <w:lang w:val="en-US"/>
-        </w:rPr>
-        <w:t xml:space="preserve">         </w:t>
+        <w:t xml:space="preserve"> Container ftp-api         </w:t>
       </w:r>
       <w:r>
         <w:rPr>
@@ -1394,27 +1343,7 @@
           <w:szCs w:val="20"/>
           <w:lang w:val="en-US"/>
         </w:rPr>
-        <w:t xml:space="preserve"> Container ftp-</w:t>
-      </w:r>
-      <w:proofErr w:type="spellStart"/>
-      <w:r>
-        <w:rPr>
-          <w:rFonts w:ascii="Lucida Console" w:hAnsi="Lucida Console"/>
-          <w:sz w:val="20"/>
-          <w:szCs w:val="20"/>
-          <w:lang w:val="en-US"/>
-        </w:rPr>
-        <w:t>ui</w:t>
-      </w:r>
-      <w:proofErr w:type="spellEnd"/>
-      <w:r>
-        <w:rPr>
-          <w:rFonts w:ascii="Lucida Console" w:hAnsi="Lucida Console"/>
-          <w:sz w:val="20"/>
-          <w:szCs w:val="20"/>
-          <w:lang w:val="en-US"/>
-        </w:rPr>
-        <w:t xml:space="preserve">              </w:t>
+        <w:t xml:space="preserve"> Container ftp-ui              </w:t>
       </w:r>
       <w:r>
         <w:rPr>
@@ -1496,27 +1425,7 @@
           <w:szCs w:val="20"/>
           <w:lang w:val="en-US"/>
         </w:rPr>
-        <w:t xml:space="preserve"> Container </w:t>
-      </w:r>
-      <w:proofErr w:type="spellStart"/>
-      <w:r>
-        <w:rPr>
-          <w:rFonts w:ascii="Lucida Console" w:hAnsi="Lucida Console"/>
-          <w:sz w:val="20"/>
-          <w:szCs w:val="20"/>
-          <w:lang w:val="en-US"/>
-        </w:rPr>
-        <w:t>cloudflare</w:t>
-      </w:r>
-      <w:proofErr w:type="spellEnd"/>
-      <w:r>
-        <w:rPr>
-          <w:rFonts w:ascii="Lucida Console" w:hAnsi="Lucida Console"/>
-          <w:sz w:val="20"/>
-          <w:szCs w:val="20"/>
-          <w:lang w:val="en-US"/>
-        </w:rPr>
-        <w:t>-connector</w:t>
+        <w:t xml:space="preserve"> Container cloudflare-connector</w:t>
       </w:r>
       <w:r>
         <w:rPr>
@@ -1589,37 +1498,7 @@
           <w:szCs w:val="20"/>
           <w:lang w:val="en-US"/>
         </w:rPr>
-        <w:t xml:space="preserve"> Network </w:t>
-      </w:r>
-      <w:proofErr w:type="spellStart"/>
-      <w:r>
-        <w:rPr>
-          <w:rFonts w:ascii="Lucida Console" w:hAnsi="Lucida Console"/>
-          <w:sz w:val="20"/>
-          <w:szCs w:val="20"/>
-          <w:lang w:val="en-US"/>
-        </w:rPr>
-        <w:t>ftp_project_</w:t>
-      </w:r>
-      <w:proofErr w:type="gramStart"/>
-      <w:r>
-        <w:rPr>
-          <w:rFonts w:ascii="Lucida Console" w:hAnsi="Lucida Console"/>
-          <w:sz w:val="20"/>
-          <w:szCs w:val="20"/>
-          <w:lang w:val="en-US"/>
-        </w:rPr>
-        <w:t>default</w:t>
-      </w:r>
-      <w:proofErr w:type="spellEnd"/>
-      <w:r>
-        <w:rPr>
-          <w:rFonts w:ascii="Lucida Console" w:hAnsi="Lucida Console"/>
-          <w:sz w:val="20"/>
-          <w:szCs w:val="20"/>
-          <w:lang w:val="en-US"/>
-        </w:rPr>
-        <w:t xml:space="preserve">  </w:t>
+        <w:t xml:space="preserve"> Network ftp_project_default  </w:t>
       </w:r>
       <w:r>
         <w:rPr>
@@ -1630,7 +1509,6 @@
         </w:rPr>
         <w:tab/>
       </w:r>
-      <w:proofErr w:type="gramEnd"/>
       <w:r>
         <w:rPr>
           <w:rFonts w:ascii="Lucida Console" w:hAnsi="Lucida Console"/>
@@ -1675,284 +1553,202 @@
           <w:szCs w:val="20"/>
           <w:lang w:val="en-US"/>
         </w:rPr>
-        <w:t>root@DXP2800-Nico:/volume1/docker/</w:t>
-      </w:r>
-      <w:proofErr w:type="spellStart"/>
-      <w:r>
-        <w:rPr>
-          <w:rFonts w:ascii="Lucida Console" w:hAnsi="Lucida Console"/>
-          <w:sz w:val="20"/>
-          <w:szCs w:val="20"/>
-          <w:lang w:val="en-US"/>
-        </w:rPr>
-        <w:t>ftp_project</w:t>
-      </w:r>
-      <w:proofErr w:type="spellEnd"/>
-      <w:r>
-        <w:rPr>
-          <w:rFonts w:ascii="Lucida Console" w:hAnsi="Lucida Console"/>
-          <w:sz w:val="20"/>
-          <w:szCs w:val="20"/>
-          <w:lang w:val="en-US"/>
-        </w:rPr>
-        <w:t xml:space="preserve"># </w:t>
-      </w:r>
-      <w:r>
-        <w:rPr>
-          <w:rFonts w:ascii="Lucida Console" w:hAnsi="Lucida Console"/>
-          <w:b/>
-          <w:bCs/>
-          <w:sz w:val="20"/>
-          <w:szCs w:val="20"/>
-          <w:lang w:val="en-US"/>
-        </w:rPr>
-        <w:t xml:space="preserve">docker </w:t>
-      </w:r>
-      <w:proofErr w:type="spellStart"/>
-      <w:r>
-        <w:rPr>
-          <w:rFonts w:ascii="Lucida Console" w:hAnsi="Lucida Console"/>
-          <w:b/>
-          <w:bCs/>
-          <w:sz w:val="20"/>
-          <w:szCs w:val="20"/>
-          <w:lang w:val="en-US"/>
-        </w:rPr>
-        <w:t>rmi</w:t>
-      </w:r>
-      <w:proofErr w:type="spellEnd"/>
-      <w:r>
-        <w:rPr>
-          <w:rFonts w:ascii="Lucida Console" w:hAnsi="Lucida Console"/>
-          <w:b/>
-          <w:bCs/>
+        <w:t xml:space="preserve">root@DXP2800-Nico:/volume1/docker/ftp_project# </w:t>
+      </w:r>
+      <w:r>
+        <w:rPr>
+          <w:rFonts w:ascii="Lucida Console" w:hAnsi="Lucida Console"/>
+          <w:b/>
+          <w:bCs/>
+          <w:sz w:val="20"/>
+          <w:szCs w:val="20"/>
+          <w:lang w:val="en-US"/>
+        </w:rPr>
+        <w:t>docker rmi ftp_project-backend:latest</w:t>
+      </w:r>
+    </w:p>
+    <w:p>
+      <w:pPr>
+        <w:rPr>
+          <w:rFonts w:ascii="Lucida Console" w:hAnsi="Lucida Console"/>
+          <w:sz w:val="20"/>
+          <w:szCs w:val="20"/>
+          <w:lang w:val="en-US"/>
+        </w:rPr>
+      </w:pPr>
+      <w:r>
+        <w:rPr>
+          <w:rFonts w:ascii="Lucida Console" w:hAnsi="Lucida Console"/>
+          <w:sz w:val="20"/>
+          <w:szCs w:val="20"/>
+          <w:lang w:val="en-US"/>
+        </w:rPr>
+        <w:t>Untagged: ftp_project-backend:latest</w:t>
+      </w:r>
+    </w:p>
+    <w:p>
+      <w:pPr>
+        <w:rPr>
+          <w:rFonts w:ascii="Lucida Console" w:hAnsi="Lucida Console"/>
+          <w:b/>
+          <w:bCs/>
+          <w:sz w:val="20"/>
+          <w:szCs w:val="20"/>
+          <w:lang w:val="en-US"/>
+        </w:rPr>
+      </w:pPr>
+      <w:r>
+        <w:rPr>
+          <w:rFonts w:ascii="Lucida Console" w:hAnsi="Lucida Console"/>
+          <w:b/>
+          <w:bCs/>
+          <w:sz w:val="20"/>
+          <w:szCs w:val="20"/>
+          <w:lang w:val="en-US"/>
+        </w:rPr>
+        <w:t>Deleted: sha256:d6d7d007bf85732a8cafb1d84e55cae5f46888f9c1d55666c136a433642cc14c</w:t>
+      </w:r>
+    </w:p>
+    <w:p>
+      <w:pPr>
+        <w:rPr>
+          <w:rFonts w:ascii="Lucida Console" w:hAnsi="Lucida Console"/>
+          <w:sz w:val="20"/>
+          <w:szCs w:val="20"/>
+          <w:lang w:val="en-US"/>
+        </w:rPr>
+      </w:pPr>
+      <w:r>
+        <w:rPr>
+          <w:rFonts w:ascii="Lucida Console" w:hAnsi="Lucida Console"/>
+          <w:sz w:val="20"/>
+          <w:szCs w:val="20"/>
+          <w:lang w:val="en-US"/>
+        </w:rPr>
+        <w:t xml:space="preserve">root@DXP2800-Nico:/volume1/docker/ftp_project# </w:t>
+      </w:r>
+      <w:r>
+        <w:rPr>
+          <w:rFonts w:ascii="Lucida Console" w:hAnsi="Lucida Console"/>
+          <w:b/>
+          <w:bCs/>
+          <w:sz w:val="20"/>
+          <w:szCs w:val="20"/>
+          <w:lang w:val="en-US"/>
+        </w:rPr>
+        <w:t>docker compose up -d --build</w:t>
+      </w:r>
+    </w:p>
+    <w:p>
+      <w:pPr>
+        <w:rPr>
+          <w:rFonts w:ascii="Lucida Console" w:hAnsi="Lucida Console"/>
+          <w:sz w:val="20"/>
+          <w:szCs w:val="20"/>
+          <w:lang w:val="en-US"/>
+        </w:rPr>
+      </w:pPr>
+      <w:r>
+        <w:rPr>
+          <w:rFonts w:ascii="Lucida Console" w:hAnsi="Lucida Console"/>
+          <w:sz w:val="20"/>
+          <w:szCs w:val="20"/>
+          <w:lang w:val="en-US"/>
+        </w:rPr>
+        <w:t>=&gt; =&gt; writing image sha256:53b0d7a3117972e93895a0e7b76ce88466ccd0f80cfedc6a4d63b39971382196                       0.0s</w:t>
+      </w:r>
+    </w:p>
+    <w:p>
+      <w:pPr>
+        <w:rPr>
+          <w:rFonts w:ascii="Lucida Console" w:hAnsi="Lucida Console"/>
+          <w:sz w:val="20"/>
+          <w:szCs w:val="20"/>
+          <w:lang w:val="en-US"/>
+        </w:rPr>
+      </w:pPr>
+      <w:r>
+        <w:rPr>
+          <w:rFonts w:ascii="Lucida Console" w:hAnsi="Lucida Console"/>
+          <w:sz w:val="20"/>
+          <w:szCs w:val="20"/>
+          <w:lang w:val="en-US"/>
+        </w:rPr>
+        <w:t xml:space="preserve"> =&gt; =&gt; naming to docker.io/library/ftp_project-backend                                       </w:t>
+      </w:r>
+      <w:r>
+        <w:rPr>
+          <w:rFonts w:ascii="Lucida Console" w:hAnsi="Lucida Console"/>
+          <w:sz w:val="20"/>
+          <w:szCs w:val="20"/>
+          <w:lang w:val="en-US"/>
+        </w:rPr>
+        <w:tab/>
+      </w:r>
+      <w:r>
+        <w:rPr>
+          <w:rFonts w:ascii="Lucida Console" w:hAnsi="Lucida Console"/>
+          <w:sz w:val="20"/>
+          <w:szCs w:val="20"/>
+          <w:lang w:val="en-US"/>
+        </w:rPr>
+        <w:t>0.0s</w:t>
+      </w:r>
+    </w:p>
+    <w:p>
+      <w:pPr>
+        <w:rPr>
+          <w:rFonts w:ascii="Lucida Console" w:hAnsi="Lucida Console"/>
+          <w:sz w:val="20"/>
+          <w:szCs w:val="20"/>
+          <w:lang w:val="en-US"/>
+        </w:rPr>
+      </w:pPr>
+      <w:r>
+        <w:rPr>
+          <w:rFonts w:ascii="Lucida Console" w:hAnsi="Lucida Console"/>
+          <w:sz w:val="20"/>
+          <w:szCs w:val="20"/>
+          <w:lang w:val="en-US"/>
+        </w:rPr>
+        <w:t>[+] Running 5/5</w:t>
+      </w:r>
+    </w:p>
+    <w:p>
+      <w:pPr>
+        <w:rPr>
+          <w:rFonts w:ascii="Lucida Console" w:hAnsi="Lucida Console"/>
+          <w:sz w:val="20"/>
+          <w:szCs w:val="20"/>
+          <w:lang w:val="en-US"/>
+        </w:rPr>
+      </w:pPr>
+      <w:r>
+        <w:rPr>
+          <w:rFonts w:ascii="Lucida Console" w:hAnsi="Lucida Console"/>
           <w:sz w:val="20"/>
           <w:szCs w:val="20"/>
           <w:lang w:val="en-US"/>
         </w:rPr>
         <w:t xml:space="preserve"> </w:t>
       </w:r>
-      <w:proofErr w:type="spellStart"/>
-      <w:r>
-        <w:rPr>
-          <w:rFonts w:ascii="Lucida Console" w:hAnsi="Lucida Console"/>
-          <w:b/>
-          <w:bCs/>
-          <w:sz w:val="20"/>
-          <w:szCs w:val="20"/>
-          <w:lang w:val="en-US"/>
-        </w:rPr>
-        <w:t>ftp_project-</w:t>
-      </w:r>
-      <w:proofErr w:type="gramStart"/>
-      <w:r>
-        <w:rPr>
-          <w:rFonts w:ascii="Lucida Console" w:hAnsi="Lucida Console"/>
-          <w:b/>
-          <w:bCs/>
-          <w:sz w:val="20"/>
-          <w:szCs w:val="20"/>
-          <w:lang w:val="en-US"/>
-        </w:rPr>
-        <w:t>backend:latest</w:t>
-      </w:r>
-      <w:proofErr w:type="spellEnd"/>
-      <w:proofErr w:type="gramEnd"/>
-    </w:p>
-    <w:p>
-      <w:pPr>
-        <w:rPr>
-          <w:rFonts w:ascii="Lucida Console" w:hAnsi="Lucida Console"/>
-          <w:sz w:val="20"/>
-          <w:szCs w:val="20"/>
-          <w:lang w:val="en-US"/>
-        </w:rPr>
-      </w:pPr>
-      <w:r>
-        <w:rPr>
-          <w:rFonts w:ascii="Lucida Console" w:hAnsi="Lucida Console"/>
-          <w:sz w:val="20"/>
-          <w:szCs w:val="20"/>
-          <w:lang w:val="en-US"/>
-        </w:rPr>
-        <w:t xml:space="preserve">Untagged: </w:t>
-      </w:r>
-      <w:proofErr w:type="spellStart"/>
-      <w:r>
-        <w:rPr>
-          <w:rFonts w:ascii="Lucida Console" w:hAnsi="Lucida Console"/>
-          <w:sz w:val="20"/>
-          <w:szCs w:val="20"/>
-          <w:lang w:val="en-US"/>
-        </w:rPr>
-        <w:t>ftp_project-</w:t>
-      </w:r>
-      <w:proofErr w:type="gramStart"/>
-      <w:r>
-        <w:rPr>
-          <w:rFonts w:ascii="Lucida Console" w:hAnsi="Lucida Console"/>
-          <w:sz w:val="20"/>
-          <w:szCs w:val="20"/>
-          <w:lang w:val="en-US"/>
-        </w:rPr>
-        <w:t>backend:latest</w:t>
-      </w:r>
-      <w:proofErr w:type="spellEnd"/>
-      <w:proofErr w:type="gramEnd"/>
-    </w:p>
-    <w:p>
-      <w:pPr>
-        <w:rPr>
-          <w:rFonts w:ascii="Lucida Console" w:hAnsi="Lucida Console"/>
-          <w:b/>
-          <w:bCs/>
-          <w:sz w:val="20"/>
-          <w:szCs w:val="20"/>
-          <w:lang w:val="en-US"/>
-        </w:rPr>
-      </w:pPr>
-      <w:r>
-        <w:rPr>
-          <w:rFonts w:ascii="Lucida Console" w:hAnsi="Lucida Console"/>
-          <w:b/>
-          <w:bCs/>
-          <w:sz w:val="20"/>
-          <w:szCs w:val="20"/>
-          <w:lang w:val="en-US"/>
-        </w:rPr>
-        <w:t>Deleted: sha</w:t>
-      </w:r>
-      <w:proofErr w:type="gramStart"/>
-      <w:r>
-        <w:rPr>
-          <w:rFonts w:ascii="Lucida Console" w:hAnsi="Lucida Console"/>
-          <w:b/>
-          <w:bCs/>
-          <w:sz w:val="20"/>
-          <w:szCs w:val="20"/>
-          <w:lang w:val="en-US"/>
-        </w:rPr>
-        <w:t>256:d</w:t>
-      </w:r>
-      <w:proofErr w:type="gramEnd"/>
-      <w:r>
-        <w:rPr>
-          <w:rFonts w:ascii="Lucida Console" w:hAnsi="Lucida Console"/>
-          <w:b/>
-          <w:bCs/>
-          <w:sz w:val="20"/>
-          <w:szCs w:val="20"/>
-          <w:lang w:val="en-US"/>
-        </w:rPr>
-        <w:t>6d7d007bf85732a8cafb1d84e55cae5f46888f9c1d55666c136a433642cc14c</w:t>
-      </w:r>
-    </w:p>
-    <w:p>
-      <w:pPr>
-        <w:rPr>
-          <w:rFonts w:ascii="Lucida Console" w:hAnsi="Lucida Console"/>
-          <w:sz w:val="20"/>
-          <w:szCs w:val="20"/>
-          <w:lang w:val="en-US"/>
-        </w:rPr>
-      </w:pPr>
-      <w:r>
-        <w:rPr>
-          <w:rFonts w:ascii="Lucida Console" w:hAnsi="Lucida Console"/>
-          <w:sz w:val="20"/>
-          <w:szCs w:val="20"/>
-          <w:lang w:val="en-US"/>
-        </w:rPr>
-        <w:t>root@DXP2800-Nico:/volume1/docker/</w:t>
-      </w:r>
-      <w:proofErr w:type="spellStart"/>
-      <w:r>
-        <w:rPr>
-          <w:rFonts w:ascii="Lucida Console" w:hAnsi="Lucida Console"/>
-          <w:sz w:val="20"/>
-          <w:szCs w:val="20"/>
-          <w:lang w:val="en-US"/>
-        </w:rPr>
-        <w:t>ftp_project</w:t>
-      </w:r>
-      <w:proofErr w:type="spellEnd"/>
-      <w:r>
-        <w:rPr>
-          <w:rFonts w:ascii="Lucida Console" w:hAnsi="Lucida Console"/>
-          <w:sz w:val="20"/>
-          <w:szCs w:val="20"/>
-          <w:lang w:val="en-US"/>
-        </w:rPr>
-        <w:t xml:space="preserve"># </w:t>
-      </w:r>
-      <w:r>
-        <w:rPr>
-          <w:rFonts w:ascii="Lucida Console" w:hAnsi="Lucida Console"/>
-          <w:b/>
-          <w:bCs/>
-          <w:sz w:val="20"/>
-          <w:szCs w:val="20"/>
-          <w:lang w:val="en-US"/>
-        </w:rPr>
-        <w:t>docker compose up -d --build</w:t>
-      </w:r>
-    </w:p>
-    <w:p>
-      <w:pPr>
-        <w:rPr>
-          <w:rFonts w:ascii="Lucida Console" w:hAnsi="Lucida Console"/>
-          <w:sz w:val="20"/>
-          <w:szCs w:val="20"/>
-          <w:lang w:val="en-US"/>
-        </w:rPr>
-      </w:pPr>
-      <w:r>
-        <w:rPr>
-          <w:rFonts w:ascii="Lucida Console" w:hAnsi="Lucida Console"/>
-          <w:sz w:val="20"/>
-          <w:szCs w:val="20"/>
-          <w:lang w:val="en-US"/>
-        </w:rPr>
-        <w:t>=&gt; =&gt; writing image sha256:53b0d7a3117972e93895a0e7b76ce88466ccd0f80cfedc6a4d63b39971382196                       0.0s</w:t>
-      </w:r>
-    </w:p>
-    <w:p>
-      <w:pPr>
-        <w:rPr>
-          <w:rFonts w:ascii="Lucida Console" w:hAnsi="Lucida Console"/>
-          <w:sz w:val="20"/>
-          <w:szCs w:val="20"/>
-          <w:lang w:val="en-US"/>
-        </w:rPr>
-      </w:pPr>
-      <w:r>
-        <w:rPr>
-          <w:rFonts w:ascii="Lucida Console" w:hAnsi="Lucida Console"/>
-          <w:sz w:val="20"/>
-          <w:szCs w:val="20"/>
-          <w:lang w:val="en-US"/>
-        </w:rPr>
-        <w:t xml:space="preserve"> =&gt; =&gt; naming to docker.io/library/</w:t>
-      </w:r>
-      <w:proofErr w:type="spellStart"/>
-      <w:r>
-        <w:rPr>
-          <w:rFonts w:ascii="Lucida Console" w:hAnsi="Lucida Console"/>
-          <w:sz w:val="20"/>
-          <w:szCs w:val="20"/>
-          <w:lang w:val="en-US"/>
-        </w:rPr>
-        <w:t>ftp_project</w:t>
-      </w:r>
-      <w:proofErr w:type="spellEnd"/>
-      <w:r>
-        <w:rPr>
-          <w:rFonts w:ascii="Lucida Console" w:hAnsi="Lucida Console"/>
-          <w:sz w:val="20"/>
-          <w:szCs w:val="20"/>
-          <w:lang w:val="en-US"/>
-        </w:rPr>
-        <w:t xml:space="preserve">-backend                                       </w:t>
+      <w:r>
+        <w:rPr>
+          <w:rFonts w:ascii="Segoe UI Symbol" w:hAnsi="Segoe UI Symbol" w:cs="Segoe UI Symbol"/>
+          <w:sz w:val="20"/>
+          <w:szCs w:val="20"/>
+          <w:lang w:val="en-US"/>
+        </w:rPr>
+        <w:t>✔</w:t>
+      </w:r>
+      <w:r>
+        <w:rPr>
+          <w:rFonts w:ascii="Lucida Console" w:hAnsi="Lucida Console"/>
+          <w:sz w:val="20"/>
+          <w:szCs w:val="20"/>
+          <w:lang w:val="en-US"/>
+        </w:rPr>
+        <w:t xml:space="preserve"> Network ftp_project_default </w:t>
       </w:r>
       <w:r>
         <w:rPr>
@@ -1970,26 +1766,43 @@
           <w:szCs w:val="20"/>
           <w:lang w:val="en-US"/>
         </w:rPr>
-        <w:t>0.0s</w:t>
-      </w:r>
-    </w:p>
-    <w:p>
-      <w:pPr>
-        <w:rPr>
-          <w:rFonts w:ascii="Lucida Console" w:hAnsi="Lucida Console"/>
-          <w:sz w:val="20"/>
-          <w:szCs w:val="20"/>
-          <w:lang w:val="en-US"/>
-        </w:rPr>
-      </w:pPr>
-      <w:r>
-        <w:rPr>
-          <w:rFonts w:ascii="Lucida Console" w:hAnsi="Lucida Console"/>
-          <w:sz w:val="20"/>
-          <w:szCs w:val="20"/>
-          <w:lang w:val="en-US"/>
-        </w:rPr>
-        <w:t>[+] Running 5/5</w:t>
+        <w:t xml:space="preserve">Created       </w:t>
+      </w:r>
+      <w:r>
+        <w:rPr>
+          <w:rFonts w:ascii="Lucida Console" w:hAnsi="Lucida Console"/>
+          <w:sz w:val="20"/>
+          <w:szCs w:val="20"/>
+          <w:lang w:val="en-US"/>
+        </w:rPr>
+        <w:tab/>
+      </w:r>
+      <w:r>
+        <w:rPr>
+          <w:rFonts w:ascii="Lucida Console" w:hAnsi="Lucida Console"/>
+          <w:sz w:val="20"/>
+          <w:szCs w:val="20"/>
+          <w:lang w:val="en-US"/>
+        </w:rPr>
+        <w:tab/>
+      </w:r>
+      <w:r>
+        <w:rPr>
+          <w:rFonts w:ascii="Lucida Console" w:hAnsi="Lucida Console"/>
+          <w:sz w:val="20"/>
+          <w:szCs w:val="20"/>
+          <w:lang w:val="en-US"/>
+        </w:rPr>
+        <w:tab/>
+      </w:r>
+      <w:r>
+        <w:rPr>
+          <w:rFonts w:ascii="Lucida Console" w:hAnsi="Lucida Console"/>
+          <w:sz w:val="20"/>
+          <w:szCs w:val="20"/>
+          <w:lang w:val="en-US"/>
+        </w:rPr>
+        <w:t>0.3s</w:t>
       </w:r>
     </w:p>
     <w:p>
@@ -2026,19 +1839,81 @@
           <w:szCs w:val="20"/>
           <w:lang w:val="en-US"/>
         </w:rPr>
-        <w:t xml:space="preserve"> Network </w:t>
-      </w:r>
-      <w:proofErr w:type="spellStart"/>
-      <w:r>
-        <w:rPr>
-          <w:rFonts w:ascii="Lucida Console" w:hAnsi="Lucida Console"/>
-          <w:sz w:val="20"/>
-          <w:szCs w:val="20"/>
-          <w:lang w:val="en-US"/>
-        </w:rPr>
-        <w:t>ftp_project_default</w:t>
-      </w:r>
-      <w:proofErr w:type="spellEnd"/>
+        <w:t xml:space="preserve"> Container ftp_project          </w:t>
+      </w:r>
+      <w:r>
+        <w:rPr>
+          <w:rFonts w:ascii="Lucida Console" w:hAnsi="Lucida Console"/>
+          <w:sz w:val="20"/>
+          <w:szCs w:val="20"/>
+          <w:lang w:val="en-US"/>
+        </w:rPr>
+        <w:tab/>
+      </w:r>
+      <w:r>
+        <w:rPr>
+          <w:rFonts w:ascii="Lucida Console" w:hAnsi="Lucida Console"/>
+          <w:sz w:val="20"/>
+          <w:szCs w:val="20"/>
+          <w:lang w:val="en-US"/>
+        </w:rPr>
+        <w:t xml:space="preserve">Started </w:t>
+      </w:r>
+      <w:r>
+        <w:rPr>
+          <w:rFonts w:ascii="Lucida Console" w:hAnsi="Lucida Console"/>
+          <w:sz w:val="20"/>
+          <w:szCs w:val="20"/>
+          <w:lang w:val="en-US"/>
+        </w:rPr>
+        <w:tab/>
+      </w:r>
+      <w:r>
+        <w:rPr>
+          <w:rFonts w:ascii="Lucida Console" w:hAnsi="Lucida Console"/>
+          <w:sz w:val="20"/>
+          <w:szCs w:val="20"/>
+          <w:lang w:val="en-US"/>
+        </w:rPr>
+        <w:tab/>
+      </w:r>
+      <w:r>
+        <w:rPr>
+          <w:rFonts w:ascii="Lucida Console" w:hAnsi="Lucida Console"/>
+          <w:sz w:val="20"/>
+          <w:szCs w:val="20"/>
+          <w:lang w:val="en-US"/>
+        </w:rPr>
+        <w:tab/>
+      </w:r>
+      <w:r>
+        <w:rPr>
+          <w:rFonts w:ascii="Lucida Console" w:hAnsi="Lucida Console"/>
+          <w:sz w:val="20"/>
+          <w:szCs w:val="20"/>
+          <w:lang w:val="en-US"/>
+        </w:rPr>
+        <w:tab/>
+      </w:r>
+      <w:r>
+        <w:rPr>
+          <w:rFonts w:ascii="Lucida Console" w:hAnsi="Lucida Console"/>
+          <w:sz w:val="20"/>
+          <w:szCs w:val="20"/>
+          <w:lang w:val="en-US"/>
+        </w:rPr>
+        <w:t>0.9s</w:t>
+      </w:r>
+    </w:p>
+    <w:p>
+      <w:pPr>
+        <w:rPr>
+          <w:rFonts w:ascii="Lucida Console" w:hAnsi="Lucida Console"/>
+          <w:sz w:val="20"/>
+          <w:szCs w:val="20"/>
+          <w:lang w:val="en-US"/>
+        </w:rPr>
+      </w:pPr>
       <w:r>
         <w:rPr>
           <w:rFonts w:ascii="Lucida Console" w:hAnsi="Lucida Console"/>
@@ -2050,6 +1925,24 @@
       </w:r>
       <w:r>
         <w:rPr>
+          <w:rFonts w:ascii="Segoe UI Symbol" w:hAnsi="Segoe UI Symbol" w:cs="Segoe UI Symbol"/>
+          <w:sz w:val="20"/>
+          <w:szCs w:val="20"/>
+          <w:lang w:val="en-US"/>
+        </w:rPr>
+        <w:t>✔</w:t>
+      </w:r>
+      <w:r>
+        <w:rPr>
+          <w:rFonts w:ascii="Lucida Console" w:hAnsi="Lucida Console"/>
+          <w:sz w:val="20"/>
+          <w:szCs w:val="20"/>
+          <w:lang w:val="en-US"/>
+        </w:rPr>
+        <w:t xml:space="preserve"> Container ftp-api               Started </w:t>
+      </w:r>
+      <w:r>
+        <w:rPr>
           <w:rFonts w:ascii="Lucida Console" w:hAnsi="Lucida Console"/>
           <w:sz w:val="20"/>
           <w:szCs w:val="20"/>
@@ -2064,15 +1957,6 @@
           <w:szCs w:val="20"/>
           <w:lang w:val="en-US"/>
         </w:rPr>
-        <w:t xml:space="preserve">Created       </w:t>
-      </w:r>
-      <w:r>
-        <w:rPr>
-          <w:rFonts w:ascii="Lucida Console" w:hAnsi="Lucida Console"/>
-          <w:sz w:val="20"/>
-          <w:szCs w:val="20"/>
-          <w:lang w:val="en-US"/>
-        </w:rPr>
         <w:tab/>
       </w:r>
       <w:r>
@@ -2100,16 +1984,15 @@
           <w:szCs w:val="20"/>
           <w:lang w:val="en-US"/>
         </w:rPr>
-        <w:t>0.3s</w:t>
-      </w:r>
-    </w:p>
-    <w:p>
-      <w:pPr>
-        <w:rPr>
-          <w:rFonts w:ascii="Lucida Console" w:hAnsi="Lucida Console"/>
-          <w:sz w:val="20"/>
-          <w:szCs w:val="20"/>
-          <w:lang w:val="en-US"/>
+        <w:t>0.9s</w:t>
+      </w:r>
+    </w:p>
+    <w:p>
+      <w:pPr>
+        <w:rPr>
+          <w:rFonts w:ascii="Lucida Console" w:hAnsi="Lucida Console"/>
+          <w:sz w:val="20"/>
+          <w:szCs w:val="20"/>
         </w:rPr>
       </w:pPr>
       <w:r>
@@ -2126,7 +2009,6 @@
           <w:rFonts w:ascii="Segoe UI Symbol" w:hAnsi="Segoe UI Symbol" w:cs="Segoe UI Symbol"/>
           <w:sz w:val="20"/>
           <w:szCs w:val="20"/>
-          <w:lang w:val="en-US"/>
         </w:rPr>
         <w:t>✔</w:t>
       </w:r>
@@ -2135,36 +2017,14 @@
           <w:rFonts w:ascii="Lucida Console" w:hAnsi="Lucida Console"/>
           <w:sz w:val="20"/>
           <w:szCs w:val="20"/>
-          <w:lang w:val="en-US"/>
-        </w:rPr>
-        <w:t xml:space="preserve"> Container </w:t>
-      </w:r>
-      <w:proofErr w:type="spellStart"/>
-      <w:r>
-        <w:rPr>
-          <w:rFonts w:ascii="Lucida Console" w:hAnsi="Lucida Console"/>
-          <w:sz w:val="20"/>
-          <w:szCs w:val="20"/>
-          <w:lang w:val="en-US"/>
-        </w:rPr>
-        <w:t>ftp_project</w:t>
-      </w:r>
-      <w:proofErr w:type="spellEnd"/>
-      <w:r>
-        <w:rPr>
-          <w:rFonts w:ascii="Lucida Console" w:hAnsi="Lucida Console"/>
-          <w:sz w:val="20"/>
-          <w:szCs w:val="20"/>
-          <w:lang w:val="en-US"/>
-        </w:rPr>
-        <w:t xml:space="preserve">          </w:t>
-      </w:r>
-      <w:r>
-        <w:rPr>
-          <w:rFonts w:ascii="Lucida Console" w:hAnsi="Lucida Console"/>
-          <w:sz w:val="20"/>
-          <w:szCs w:val="20"/>
-          <w:lang w:val="en-US"/>
+        </w:rPr>
+        <w:t xml:space="preserve"> Container ftp-ui                Started </w:t>
+      </w:r>
+      <w:r>
+        <w:rPr>
+          <w:rFonts w:ascii="Lucida Console" w:hAnsi="Lucida Console"/>
+          <w:sz w:val="20"/>
+          <w:szCs w:val="20"/>
         </w:rPr>
         <w:tab/>
       </w:r>
@@ -2173,16 +2033,6 @@
           <w:rFonts w:ascii="Lucida Console" w:hAnsi="Lucida Console"/>
           <w:sz w:val="20"/>
           <w:szCs w:val="20"/>
-          <w:lang w:val="en-US"/>
-        </w:rPr>
-        <w:t xml:space="preserve">Started </w:t>
-      </w:r>
-      <w:r>
-        <w:rPr>
-          <w:rFonts w:ascii="Lucida Console" w:hAnsi="Lucida Console"/>
-          <w:sz w:val="20"/>
-          <w:szCs w:val="20"/>
-          <w:lang w:val="en-US"/>
         </w:rPr>
         <w:tab/>
       </w:r>
@@ -2191,7 +2041,6 @@
           <w:rFonts w:ascii="Lucida Console" w:hAnsi="Lucida Console"/>
           <w:sz w:val="20"/>
           <w:szCs w:val="20"/>
-          <w:lang w:val="en-US"/>
         </w:rPr>
         <w:tab/>
       </w:r>
@@ -2200,7 +2049,6 @@
           <w:rFonts w:ascii="Lucida Console" w:hAnsi="Lucida Console"/>
           <w:sz w:val="20"/>
           <w:szCs w:val="20"/>
-          <w:lang w:val="en-US"/>
         </w:rPr>
         <w:tab/>
       </w:r>
@@ -2209,16 +2057,6 @@
           <w:rFonts w:ascii="Lucida Console" w:hAnsi="Lucida Console"/>
           <w:sz w:val="20"/>
           <w:szCs w:val="20"/>
-          <w:lang w:val="en-US"/>
-        </w:rPr>
-        <w:tab/>
-      </w:r>
-      <w:r>
-        <w:rPr>
-          <w:rFonts w:ascii="Lucida Console" w:hAnsi="Lucida Console"/>
-          <w:sz w:val="20"/>
-          <w:szCs w:val="20"/>
-          <w:lang w:val="en-US"/>
         </w:rPr>
         <w:t>0.9s</w:t>
       </w:r>
@@ -2229,15 +2067,13 @@
           <w:rFonts w:ascii="Lucida Console" w:hAnsi="Lucida Console"/>
           <w:sz w:val="20"/>
           <w:szCs w:val="20"/>
-          <w:lang w:val="en-US"/>
-        </w:rPr>
-      </w:pPr>
-      <w:r>
-        <w:rPr>
-          <w:rFonts w:ascii="Lucida Console" w:hAnsi="Lucida Console"/>
-          <w:sz w:val="20"/>
-          <w:szCs w:val="20"/>
-          <w:lang w:val="en-US"/>
+        </w:rPr>
+      </w:pPr>
+      <w:r>
+        <w:rPr>
+          <w:rFonts w:ascii="Lucida Console" w:hAnsi="Lucida Console"/>
+          <w:sz w:val="20"/>
+          <w:szCs w:val="20"/>
         </w:rPr>
         <w:t xml:space="preserve"> </w:t>
       </w:r>
@@ -2246,7 +2082,6 @@
           <w:rFonts w:ascii="Segoe UI Symbol" w:hAnsi="Segoe UI Symbol" w:cs="Segoe UI Symbol"/>
           <w:sz w:val="20"/>
           <w:szCs w:val="20"/>
-          <w:lang w:val="en-US"/>
         </w:rPr>
         <w:t>✔</w:t>
       </w:r>
@@ -2255,245 +2090,300 @@
           <w:rFonts w:ascii="Lucida Console" w:hAnsi="Lucida Console"/>
           <w:sz w:val="20"/>
           <w:szCs w:val="20"/>
-          <w:lang w:val="en-US"/>
-        </w:rPr>
-        <w:t xml:space="preserve"> Container ftp-</w:t>
-      </w:r>
-      <w:proofErr w:type="spellStart"/>
-      <w:r>
-        <w:rPr>
-          <w:rFonts w:ascii="Lucida Console" w:hAnsi="Lucida Console"/>
-          <w:sz w:val="20"/>
-          <w:szCs w:val="20"/>
-          <w:lang w:val="en-US"/>
-        </w:rPr>
-        <w:t>api</w:t>
-      </w:r>
-      <w:proofErr w:type="spellEnd"/>
-      <w:r>
-        <w:rPr>
-          <w:rFonts w:ascii="Lucida Console" w:hAnsi="Lucida Console"/>
-          <w:sz w:val="20"/>
-          <w:szCs w:val="20"/>
-          <w:lang w:val="en-US"/>
-        </w:rPr>
-        <w:t xml:space="preserve">               Started </w:t>
-      </w:r>
-      <w:r>
-        <w:rPr>
-          <w:rFonts w:ascii="Lucida Console" w:hAnsi="Lucida Console"/>
-          <w:sz w:val="20"/>
-          <w:szCs w:val="20"/>
-          <w:lang w:val="en-US"/>
-        </w:rPr>
-        <w:tab/>
-      </w:r>
-      <w:r>
-        <w:rPr>
-          <w:rFonts w:ascii="Lucida Console" w:hAnsi="Lucida Console"/>
-          <w:sz w:val="20"/>
-          <w:szCs w:val="20"/>
-          <w:lang w:val="en-US"/>
-        </w:rPr>
-        <w:tab/>
-      </w:r>
-      <w:r>
-        <w:rPr>
-          <w:rFonts w:ascii="Lucida Console" w:hAnsi="Lucida Console"/>
-          <w:sz w:val="20"/>
-          <w:szCs w:val="20"/>
-          <w:lang w:val="en-US"/>
-        </w:rPr>
-        <w:tab/>
-      </w:r>
-      <w:r>
-        <w:rPr>
-          <w:rFonts w:ascii="Lucida Console" w:hAnsi="Lucida Console"/>
-          <w:sz w:val="20"/>
-          <w:szCs w:val="20"/>
-          <w:lang w:val="en-US"/>
-        </w:rPr>
-        <w:tab/>
-      </w:r>
-      <w:r>
-        <w:rPr>
-          <w:rFonts w:ascii="Lucida Console" w:hAnsi="Lucida Console"/>
-          <w:sz w:val="20"/>
-          <w:szCs w:val="20"/>
-          <w:lang w:val="en-US"/>
-        </w:rPr>
-        <w:t>0.9s</w:t>
-      </w:r>
-    </w:p>
-    <w:p>
-      <w:pPr>
-        <w:rPr>
-          <w:rFonts w:ascii="Lucida Console" w:hAnsi="Lucida Console"/>
-          <w:sz w:val="20"/>
-          <w:szCs w:val="20"/>
-          <w:lang w:val="en-US"/>
-        </w:rPr>
-      </w:pPr>
-      <w:r>
-        <w:rPr>
-          <w:rFonts w:ascii="Lucida Console" w:hAnsi="Lucida Console"/>
-          <w:sz w:val="20"/>
-          <w:szCs w:val="20"/>
-          <w:lang w:val="en-US"/>
-        </w:rPr>
-        <w:t xml:space="preserve"> </w:t>
-      </w:r>
-      <w:r>
-        <w:rPr>
-          <w:rFonts w:ascii="Segoe UI Symbol" w:hAnsi="Segoe UI Symbol" w:cs="Segoe UI Symbol"/>
-          <w:sz w:val="20"/>
-          <w:szCs w:val="20"/>
-          <w:lang w:val="en-US"/>
-        </w:rPr>
-        <w:t>✔</w:t>
-      </w:r>
-      <w:r>
-        <w:rPr>
-          <w:rFonts w:ascii="Lucida Console" w:hAnsi="Lucida Console"/>
-          <w:sz w:val="20"/>
-          <w:szCs w:val="20"/>
-          <w:lang w:val="en-US"/>
-        </w:rPr>
-        <w:t xml:space="preserve"> Container ftp-</w:t>
-      </w:r>
-      <w:proofErr w:type="spellStart"/>
-      <w:r>
-        <w:rPr>
-          <w:rFonts w:ascii="Lucida Console" w:hAnsi="Lucida Console"/>
-          <w:sz w:val="20"/>
-          <w:szCs w:val="20"/>
-          <w:lang w:val="en-US"/>
-        </w:rPr>
-        <w:t>ui</w:t>
-      </w:r>
-      <w:proofErr w:type="spellEnd"/>
-      <w:r>
-        <w:rPr>
-          <w:rFonts w:ascii="Lucida Console" w:hAnsi="Lucida Console"/>
-          <w:sz w:val="20"/>
-          <w:szCs w:val="20"/>
-          <w:lang w:val="en-US"/>
-        </w:rPr>
-        <w:t xml:space="preserve">                Started </w:t>
-      </w:r>
-      <w:r>
-        <w:rPr>
-          <w:rFonts w:ascii="Lucida Console" w:hAnsi="Lucida Console"/>
-          <w:sz w:val="20"/>
-          <w:szCs w:val="20"/>
-          <w:lang w:val="en-US"/>
-        </w:rPr>
-        <w:tab/>
-      </w:r>
-      <w:r>
-        <w:rPr>
-          <w:rFonts w:ascii="Lucida Console" w:hAnsi="Lucida Console"/>
-          <w:sz w:val="20"/>
-          <w:szCs w:val="20"/>
-          <w:lang w:val="en-US"/>
-        </w:rPr>
-        <w:tab/>
-      </w:r>
-      <w:r>
-        <w:rPr>
-          <w:rFonts w:ascii="Lucida Console" w:hAnsi="Lucida Console"/>
-          <w:sz w:val="20"/>
-          <w:szCs w:val="20"/>
-          <w:lang w:val="en-US"/>
-        </w:rPr>
-        <w:tab/>
-      </w:r>
-      <w:r>
-        <w:rPr>
-          <w:rFonts w:ascii="Lucida Console" w:hAnsi="Lucida Console"/>
-          <w:sz w:val="20"/>
-          <w:szCs w:val="20"/>
-          <w:lang w:val="en-US"/>
-        </w:rPr>
-        <w:tab/>
-      </w:r>
-      <w:r>
-        <w:rPr>
-          <w:rFonts w:ascii="Lucida Console" w:hAnsi="Lucida Console"/>
-          <w:sz w:val="20"/>
-          <w:szCs w:val="20"/>
-          <w:lang w:val="en-US"/>
-        </w:rPr>
-        <w:t>0.9s</w:t>
-      </w:r>
-    </w:p>
-    <w:p>
-      <w:pPr>
-        <w:rPr>
-          <w:rFonts w:ascii="Lucida Console" w:hAnsi="Lucida Console"/>
-          <w:sz w:val="20"/>
-          <w:szCs w:val="20"/>
-          <w:lang w:val="en-US"/>
-        </w:rPr>
-      </w:pPr>
-      <w:r>
-        <w:rPr>
-          <w:rFonts w:ascii="Lucida Console" w:hAnsi="Lucida Console"/>
-          <w:sz w:val="20"/>
-          <w:szCs w:val="20"/>
-          <w:lang w:val="en-US"/>
-        </w:rPr>
-        <w:t xml:space="preserve"> </w:t>
-      </w:r>
-      <w:r>
-        <w:rPr>
-          <w:rFonts w:ascii="Segoe UI Symbol" w:hAnsi="Segoe UI Symbol" w:cs="Segoe UI Symbol"/>
-          <w:sz w:val="20"/>
-          <w:szCs w:val="20"/>
-          <w:lang w:val="en-US"/>
-        </w:rPr>
-        <w:t>✔</w:t>
-      </w:r>
-      <w:r>
-        <w:rPr>
-          <w:rFonts w:ascii="Lucida Console" w:hAnsi="Lucida Console"/>
-          <w:sz w:val="20"/>
-          <w:szCs w:val="20"/>
-          <w:lang w:val="en-US"/>
-        </w:rPr>
-        <w:t xml:space="preserve"> Container </w:t>
-      </w:r>
-      <w:proofErr w:type="spellStart"/>
-      <w:r>
-        <w:rPr>
-          <w:rFonts w:ascii="Lucida Console" w:hAnsi="Lucida Console"/>
-          <w:sz w:val="20"/>
-          <w:szCs w:val="20"/>
-          <w:lang w:val="en-US"/>
-        </w:rPr>
-        <w:t>cloudflare</w:t>
-      </w:r>
-      <w:proofErr w:type="spellEnd"/>
-      <w:r>
-        <w:rPr>
-          <w:rFonts w:ascii="Lucida Console" w:hAnsi="Lucida Console"/>
-          <w:sz w:val="20"/>
-          <w:szCs w:val="20"/>
-          <w:lang w:val="en-US"/>
-        </w:rPr>
-        <w:t>-</w:t>
-      </w:r>
-      <w:proofErr w:type="gramStart"/>
-      <w:r>
-        <w:rPr>
-          <w:rFonts w:ascii="Lucida Console" w:hAnsi="Lucida Console"/>
-          <w:sz w:val="20"/>
-          <w:szCs w:val="20"/>
-          <w:lang w:val="en-US"/>
-        </w:rPr>
-        <w:t>connector  Started</w:t>
-      </w:r>
-      <w:proofErr w:type="gramEnd"/>
+        </w:rPr>
+        <w:t xml:space="preserve"> Container cloudflare-connector  Started</w:t>
+      </w:r>
+    </w:p>
+    <w:p>
+      <w:pPr>
+        <w:spacing w:before="100" w:after="100" w:line="240" w:lineRule="auto"/>
+        <w:rPr>
+          <w:rFonts w:eastAsia="Times New Roman" w:cs="Calibri"/>
+          <w:szCs w:val="20"/>
+          <w:lang w:eastAsia="fr-FR"/>
+        </w:rPr>
+      </w:pPr>
+    </w:p>
+    <w:p>
+      <w:pPr>
+        <w:spacing w:before="100" w:after="100" w:line="240" w:lineRule="auto"/>
+        <w:jc w:val="center"/>
+        <w:rPr>
+          <w:rFonts w:eastAsia="Times New Roman" w:cs="Calibri"/>
+          <w:b/>
+          <w:bCs/>
+          <w:color w:val="EE0000"/>
+          <w:szCs w:val="20"/>
+          <w:lang w:eastAsia="fr-FR"/>
+        </w:rPr>
+      </w:pPr>
+      <w:r>
+        <w:rPr>
+          <w:rFonts w:eastAsia="Times New Roman" w:cs="Calibri"/>
+          <w:b/>
+          <w:bCs/>
+          <w:color w:val="EE0000"/>
+          <w:szCs w:val="20"/>
+          <w:lang w:eastAsia="fr-FR"/>
+        </w:rPr>
+        <w:t>Problème de droits sur les dossiers / fichiers</w:t>
+      </w:r>
+    </w:p>
+    <w:p>
+      <w:pPr>
+        <w:spacing w:before="100" w:after="100" w:line="240" w:lineRule="auto"/>
+        <w:rPr>
+          <w:rFonts w:eastAsia="Times New Roman" w:cs="Calibri"/>
+          <w:szCs w:val="20"/>
+          <w:lang w:eastAsia="fr-FR"/>
+        </w:rPr>
+      </w:pPr>
+      <w:r>
+        <w:rPr>
+          <w:rFonts w:eastAsia="Times New Roman" w:cs="Calibri"/>
+          <w:b/>
+          <w:bCs/>
+          <w:color w:val="215E99" w:themeColor="text2" w:themeTint="BF"/>
+          <w:szCs w:val="20"/>
+          <w:lang w:eastAsia="fr-FR"/>
+        </w:rPr>
+        <w:t>Problème</w:t>
+      </w:r>
+      <w:r>
+        <w:rPr>
+          <w:rFonts w:eastAsia="Times New Roman" w:cs="Calibri"/>
+          <w:color w:val="215E99" w:themeColor="text2" w:themeTint="BF"/>
+          <w:szCs w:val="20"/>
+          <w:lang w:eastAsia="fr-FR"/>
+        </w:rPr>
+        <w:t> </w:t>
+      </w:r>
+      <w:r>
+        <w:rPr>
+          <w:rFonts w:eastAsia="Times New Roman" w:cs="Calibri"/>
+          <w:szCs w:val="20"/>
+          <w:lang w:eastAsia="fr-FR"/>
+        </w:rPr>
+        <w:t>:</w:t>
+      </w:r>
+    </w:p>
+    <w:p>
+      <w:pPr>
+        <w:spacing w:before="100" w:after="100" w:line="240" w:lineRule="auto"/>
+        <w:rPr>
+          <w:rFonts w:eastAsia="Times New Roman" w:cs="Calibri"/>
+          <w:szCs w:val="20"/>
+          <w:lang w:eastAsia="fr-FR"/>
+        </w:rPr>
+      </w:pPr>
+      <w:r>
+        <w:rPr>
+          <w:rFonts w:eastAsia="Times New Roman" w:cs="Calibri"/>
+          <w:szCs w:val="20"/>
+          <w:lang w:eastAsia="fr-FR"/>
+        </w:rPr>
+        <w:t xml:space="preserve">A chaque déploiement des conteneurs, Docker </w:t>
+      </w:r>
+      <w:r>
+        <w:rPr>
+          <w:rFonts w:eastAsia="Times New Roman" w:cs="Calibri"/>
+          <w:szCs w:val="20"/>
+          <w:u w:val="single"/>
+          <w:lang w:eastAsia="fr-FR"/>
+        </w:rPr>
+        <w:t>garde les permissions uniquement pour l’utilisateur qui l’a déployé</w:t>
+      </w:r>
+      <w:r>
+        <w:rPr>
+          <w:rFonts w:eastAsia="Times New Roman" w:cs="Calibri"/>
+          <w:szCs w:val="20"/>
+          <w:lang w:eastAsia="fr-FR"/>
+        </w:rPr>
+        <w:t xml:space="preserve">. </w:t>
+      </w:r>
+    </w:p>
+    <w:p>
+      <w:pPr>
+        <w:spacing w:before="100" w:after="100" w:line="240" w:lineRule="auto"/>
+        <w:rPr>
+          <w:rFonts w:eastAsia="Times New Roman" w:cs="Calibri"/>
+          <w:szCs w:val="20"/>
+          <w:lang w:eastAsia="fr-FR"/>
+        </w:rPr>
+      </w:pPr>
+      <w:r>
+        <w:rPr>
+          <w:rFonts w:eastAsia="Times New Roman" w:cs="Calibri"/>
+          <w:szCs w:val="20"/>
+          <w:lang w:eastAsia="fr-FR"/>
+        </w:rPr>
+        <w:t>Résultat : Un page Forbidden (403) est affiché lors d’une tentative de connexion</w:t>
+      </w:r>
+    </w:p>
+    <w:p>
+      <w:pPr>
+        <w:spacing w:before="100" w:after="100" w:line="240" w:lineRule="auto"/>
+        <w:rPr>
+          <w:rFonts w:eastAsia="Times New Roman" w:cs="Calibri"/>
+          <w:szCs w:val="20"/>
+          <w:lang w:eastAsia="fr-FR"/>
+        </w:rPr>
+      </w:pPr>
+      <w:r>
+        <w:rPr>
+          <w:rFonts w:eastAsia="Times New Roman" w:cs="Calibri"/>
+          <w:b/>
+          <w:bCs/>
+          <w:color w:val="215E99" w:themeColor="text2" w:themeTint="BF"/>
+          <w:szCs w:val="20"/>
+          <w:lang w:eastAsia="fr-FR"/>
+        </w:rPr>
+        <w:t>Solution</w:t>
+      </w:r>
+      <w:r>
+        <w:rPr>
+          <w:rFonts w:eastAsia="Times New Roman" w:cs="Calibri"/>
+          <w:color w:val="215E99" w:themeColor="text2" w:themeTint="BF"/>
+          <w:szCs w:val="20"/>
+          <w:lang w:eastAsia="fr-FR"/>
+        </w:rPr>
+        <w:t xml:space="preserve"> :</w:t>
+      </w:r>
+    </w:p>
+    <w:p>
+      <w:pPr>
+        <w:spacing w:before="100" w:after="100" w:line="240" w:lineRule="auto"/>
+        <w:rPr>
+          <w:rFonts w:eastAsia="Times New Roman" w:cs="Calibri"/>
+          <w:szCs w:val="20"/>
+          <w:lang w:eastAsia="fr-FR"/>
+        </w:rPr>
+      </w:pPr>
+      <w:r>
+        <w:rPr>
+          <w:rFonts w:eastAsia="Times New Roman" w:cs="Calibri"/>
+          <w:szCs w:val="20"/>
+          <w:lang w:eastAsia="fr-FR"/>
+        </w:rPr>
+        <w:t>La solution temporaire est d</w:t>
+      </w:r>
+      <w:r>
+        <w:rPr>
+          <w:rFonts w:eastAsia="Times New Roman" w:cs="Calibri"/>
+          <w:szCs w:val="20"/>
+          <w:lang w:eastAsia="fr-FR"/>
+        </w:rPr>
+        <w:t>e se connecter en SSH et d’</w:t>
+      </w:r>
+      <w:r>
+        <w:rPr>
+          <w:rFonts w:eastAsia="Times New Roman" w:cs="Calibri"/>
+          <w:szCs w:val="20"/>
+          <w:u w:val="single"/>
+          <w:lang w:eastAsia="fr-FR"/>
+        </w:rPr>
+        <w:t>attribuer le</w:t>
+      </w:r>
+      <w:r>
+        <w:rPr>
+          <w:rFonts w:eastAsia="Times New Roman" w:cs="Calibri"/>
+          <w:szCs w:val="20"/>
+          <w:u w:val="single"/>
+          <w:lang w:eastAsia="fr-FR"/>
+        </w:rPr>
+        <w:t>s</w:t>
+      </w:r>
+      <w:r>
+        <w:rPr>
+          <w:rFonts w:eastAsia="Times New Roman" w:cs="Calibri"/>
+          <w:szCs w:val="20"/>
+          <w:u w:val="single"/>
+          <w:lang w:eastAsia="fr-FR"/>
+        </w:rPr>
+        <w:t xml:space="preserve"> droits en récursif</w:t>
+      </w:r>
+      <w:r>
+        <w:rPr>
+          <w:rFonts w:eastAsia="Times New Roman" w:cs="Calibri"/>
+          <w:szCs w:val="20"/>
+          <w:lang w:eastAsia="fr-FR"/>
+        </w:rPr>
+        <w:t xml:space="preserve"> sur le dossier du pro</w:t>
+      </w:r>
+      <w:r>
+        <w:rPr>
+          <w:rFonts w:eastAsia="Times New Roman" w:cs="Calibri"/>
+          <w:szCs w:val="20"/>
+          <w:lang w:eastAsia="fr-FR"/>
+        </w:rPr>
+        <w:t>j</w:t>
+      </w:r>
+      <w:r>
+        <w:rPr>
+          <w:rFonts w:eastAsia="Times New Roman" w:cs="Calibri"/>
+          <w:szCs w:val="20"/>
+          <w:lang w:eastAsia="fr-FR"/>
+        </w:rPr>
+        <w:t xml:space="preserve">et docker : </w:t>
+      </w:r>
+    </w:p>
+    <w:p>
+      <w:pPr>
+        <w:rPr>
+          <w:rFonts w:ascii="Lucida Console" w:hAnsi="Lucida Console"/>
+          <w:sz w:val="20"/>
+          <w:szCs w:val="20"/>
+          <w:lang w:val="en-US"/>
+        </w:rPr>
+      </w:pPr>
+      <w:r>
+        <w:rPr>
+          <w:rFonts w:ascii="Lucida Console" w:hAnsi="Lucida Console"/>
+          <w:sz w:val="20"/>
+          <w:szCs w:val="20"/>
+          <w:lang w:val="en-US"/>
+        </w:rPr>
+        <w:t>Nicolas@DXP2800-Nico:~$ cd /volume1/docker/</w:t>
+      </w:r>
+    </w:p>
+    <w:p>
+      <w:pPr>
+        <w:rPr>
+          <w:rFonts w:ascii="Lucida Console" w:hAnsi="Lucida Console"/>
+          <w:sz w:val="20"/>
+          <w:szCs w:val="20"/>
+          <w:lang w:val="en-US"/>
+        </w:rPr>
+      </w:pPr>
+      <w:r>
+        <w:rPr>
+          <w:rFonts w:ascii="Lucida Console" w:hAnsi="Lucida Console"/>
+          <w:sz w:val="20"/>
+          <w:szCs w:val="20"/>
+          <w:lang w:val="en-US"/>
+        </w:rPr>
+        <w:t xml:space="preserve">Nicolas@DXP2800-Nico:/volume1/docker$ </w:t>
+      </w:r>
+      <w:r>
+        <w:rPr>
+          <w:rFonts w:ascii="Lucida Console" w:hAnsi="Lucida Console"/>
+          <w:b/>
+          <w:bCs/>
+          <w:sz w:val="20"/>
+          <w:szCs w:val="20"/>
+          <w:lang w:val="en-US"/>
+        </w:rPr>
+        <w:t>sudo chmod -R 755</w:t>
+      </w:r>
+      <w:r>
+        <w:rPr>
+          <w:rFonts w:ascii="Lucida Console" w:hAnsi="Lucida Console"/>
+          <w:sz w:val="20"/>
+          <w:szCs w:val="20"/>
+          <w:lang w:val="en-US"/>
+        </w:rPr>
+        <w:t xml:space="preserve"> ftp_project/</w:t>
+      </w:r>
     </w:p>
     <w:p>
       <w:pPr>
@@ -2508,6 +2398,46 @@
     <w:p>
       <w:pPr>
         <w:spacing w:before="100" w:after="100" w:line="240" w:lineRule="auto"/>
+        <w:rPr>
+          <w:rFonts w:eastAsia="Times New Roman" w:cs="Calibri"/>
+          <w:szCs w:val="20"/>
+          <w:lang w:val="en-US" w:eastAsia="fr-FR"/>
+        </w:rPr>
+      </w:pPr>
+    </w:p>
+    <w:p>
+      <w:pPr>
+        <w:spacing w:before="100" w:after="100" w:line="240" w:lineRule="auto"/>
+        <w:rPr>
+          <w:rFonts w:eastAsia="Times New Roman" w:cs="Calibri"/>
+          <w:szCs w:val="20"/>
+          <w:lang w:val="en-US" w:eastAsia="fr-FR"/>
+        </w:rPr>
+      </w:pPr>
+    </w:p>
+    <w:p>
+      <w:pPr>
+        <w:spacing w:before="100" w:after="100" w:line="240" w:lineRule="auto"/>
+        <w:rPr>
+          <w:rFonts w:eastAsia="Times New Roman" w:cs="Calibri"/>
+          <w:szCs w:val="20"/>
+          <w:lang w:val="en-US" w:eastAsia="fr-FR"/>
+        </w:rPr>
+      </w:pPr>
+    </w:p>
+    <w:p>
+      <w:pPr>
+        <w:spacing w:before="100" w:after="100" w:line="240" w:lineRule="auto"/>
+        <w:rPr>
+          <w:rFonts w:eastAsia="Times New Roman" w:cs="Calibri"/>
+          <w:szCs w:val="20"/>
+          <w:lang w:val="en-US" w:eastAsia="fr-FR"/>
+        </w:rPr>
+      </w:pPr>
+    </w:p>
+    <w:p>
+      <w:pPr>
+        <w:spacing w:before="100" w:after="100" w:line="240" w:lineRule="auto"/>
         <w:jc w:val="center"/>
         <w:rPr>
           <w:rFonts w:eastAsia="Times New Roman" w:cs="Calibri"/>
@@ -2527,7 +2457,8 @@
           <w:szCs w:val="20"/>
           <w:lang w:eastAsia="fr-FR"/>
         </w:rPr>
-        <w:t>Problème de droits sur les dossiers / fichiers</w:t>
+        <w:lastRenderedPageBreak/>
+        <w:t>Commande sudo défectueuse sur le NAS</w:t>
       </w:r>
     </w:p>
     <w:p>
@@ -2573,17 +2504,17 @@
         <w:spacing w:before="100" w:after="100" w:line="240" w:lineRule="auto"/>
         <w:rPr>
           <w:rFonts w:eastAsia="Times New Roman" w:cs="Calibri"/>
-          <w:szCs w:val="20"/>
-          <w:lang w:eastAsia="fr-FR"/>
-        </w:rPr>
-      </w:pPr>
-      <w:r>
-        <w:rPr>
-          <w:rFonts w:eastAsia="Times New Roman" w:cs="Calibri"/>
-          <w:szCs w:val="20"/>
-          <w:lang w:eastAsia="fr-FR"/>
-        </w:rPr>
-        <w:t xml:space="preserve">A chaque déploiement des conteneurs, Docker </w:t>
+          <w:sz w:val="22"/>
+          <w:lang w:eastAsia="fr-FR"/>
+        </w:rPr>
+      </w:pPr>
+      <w:r>
+        <w:rPr>
+          <w:rFonts w:eastAsia="Times New Roman" w:cs="Calibri"/>
+          <w:szCs w:val="20"/>
+          <w:lang w:eastAsia="fr-FR"/>
+        </w:rPr>
+        <w:t xml:space="preserve">Afin de donner les droits en lecture au conteneur Angular sur le serveur web nginx, il faut </w:t>
       </w:r>
       <w:r>
         <w:rPr>
@@ -2592,341 +2523,732 @@
           <w:u w:val="single"/>
           <w:lang w:eastAsia="fr-FR"/>
         </w:rPr>
-        <w:t>garde les permissions uniquement pour l’utilisateur qui l’a déployé</w:t>
-      </w:r>
-      <w:r>
-        <w:rPr>
-          <w:rFonts w:eastAsia="Times New Roman" w:cs="Calibri"/>
-          <w:szCs w:val="20"/>
-          <w:lang w:eastAsia="fr-FR"/>
-        </w:rPr>
-        <w:t xml:space="preserve">. </w:t>
-      </w:r>
-    </w:p>
-    <w:p>
-      <w:pPr>
-        <w:spacing w:before="100" w:after="100" w:line="240" w:lineRule="auto"/>
-        <w:rPr>
-          <w:rFonts w:eastAsia="Times New Roman" w:cs="Calibri"/>
-          <w:szCs w:val="20"/>
-          <w:lang w:eastAsia="fr-FR"/>
-        </w:rPr>
-      </w:pPr>
-      <w:r>
-        <w:rPr>
-          <w:rFonts w:eastAsia="Times New Roman" w:cs="Calibri"/>
-          <w:szCs w:val="20"/>
-          <w:lang w:eastAsia="fr-FR"/>
-        </w:rPr>
-        <w:t xml:space="preserve">Résultat : Un page </w:t>
-      </w:r>
-      <w:proofErr w:type="spellStart"/>
-      <w:r>
-        <w:rPr>
-          <w:rFonts w:eastAsia="Times New Roman" w:cs="Calibri"/>
-          <w:szCs w:val="20"/>
-          <w:lang w:eastAsia="fr-FR"/>
-        </w:rPr>
-        <w:t>Forbidden</w:t>
-      </w:r>
-      <w:proofErr w:type="spellEnd"/>
-      <w:r>
-        <w:rPr>
-          <w:rFonts w:eastAsia="Times New Roman" w:cs="Calibri"/>
-          <w:szCs w:val="20"/>
-          <w:lang w:eastAsia="fr-FR"/>
-        </w:rPr>
-        <w:t xml:space="preserve"> (403) est affiché lors d’une tentative de connexion</w:t>
-      </w:r>
-    </w:p>
-    <w:p>
-      <w:pPr>
-        <w:spacing w:before="100" w:after="100" w:line="240" w:lineRule="auto"/>
-        <w:rPr>
-          <w:rFonts w:eastAsia="Times New Roman" w:cs="Calibri"/>
-          <w:szCs w:val="20"/>
-          <w:lang w:val="en-US" w:eastAsia="fr-FR"/>
-        </w:rPr>
-      </w:pPr>
-      <w:r>
-        <w:rPr>
-          <w:rFonts w:eastAsia="Times New Roman" w:cs="Calibri"/>
-          <w:b/>
-          <w:bCs/>
-          <w:color w:val="215E99" w:themeColor="text2" w:themeTint="BF"/>
-          <w:szCs w:val="20"/>
-          <w:lang w:val="en-US" w:eastAsia="fr-FR"/>
-        </w:rPr>
-        <w:t>Solution</w:t>
-      </w:r>
-      <w:r>
-        <w:rPr>
-          <w:rFonts w:eastAsia="Times New Roman" w:cs="Calibri"/>
-          <w:color w:val="215E99" w:themeColor="text2" w:themeTint="BF"/>
-          <w:szCs w:val="20"/>
-          <w:lang w:val="en-US" w:eastAsia="fr-FR"/>
-        </w:rPr>
-        <w:t>:</w:t>
-      </w:r>
-    </w:p>
-    <w:p>
-      <w:pPr>
-        <w:spacing w:before="100" w:after="100" w:line="240" w:lineRule="auto"/>
-        <w:rPr>
-          <w:rFonts w:eastAsia="Times New Roman" w:cs="Calibri"/>
-          <w:szCs w:val="20"/>
-          <w:lang w:eastAsia="fr-FR"/>
-        </w:rPr>
-      </w:pPr>
-      <w:r>
-        <w:rPr>
-          <w:rFonts w:eastAsia="Times New Roman" w:cs="Calibri"/>
-          <w:szCs w:val="20"/>
-          <w:lang w:eastAsia="fr-FR"/>
-        </w:rPr>
-        <w:t>La solution temporaire est d</w:t>
-      </w:r>
-      <w:r>
-        <w:rPr>
-          <w:rFonts w:eastAsia="Times New Roman" w:cs="Calibri"/>
-          <w:szCs w:val="20"/>
-          <w:lang w:eastAsia="fr-FR"/>
-        </w:rPr>
-        <w:t>e se connecter en SSH et d’</w:t>
-      </w:r>
-      <w:r>
-        <w:rPr>
-          <w:rFonts w:eastAsia="Times New Roman" w:cs="Calibri"/>
-          <w:szCs w:val="20"/>
-          <w:u w:val="single"/>
-          <w:lang w:eastAsia="fr-FR"/>
-        </w:rPr>
-        <w:t>attribuer le</w:t>
-      </w:r>
-      <w:r>
-        <w:rPr>
-          <w:rFonts w:eastAsia="Times New Roman" w:cs="Calibri"/>
-          <w:szCs w:val="20"/>
-          <w:u w:val="single"/>
-          <w:lang w:eastAsia="fr-FR"/>
-        </w:rPr>
-        <w:t>s</w:t>
-      </w:r>
-      <w:r>
-        <w:rPr>
-          <w:rFonts w:eastAsia="Times New Roman" w:cs="Calibri"/>
-          <w:szCs w:val="20"/>
-          <w:u w:val="single"/>
-          <w:lang w:eastAsia="fr-FR"/>
-        </w:rPr>
-        <w:t xml:space="preserve"> droits en récursif</w:t>
-      </w:r>
-      <w:r>
-        <w:rPr>
-          <w:rFonts w:eastAsia="Times New Roman" w:cs="Calibri"/>
-          <w:szCs w:val="20"/>
-          <w:lang w:eastAsia="fr-FR"/>
-        </w:rPr>
-        <w:t xml:space="preserve"> sur le dossier du pro</w:t>
-      </w:r>
-      <w:r>
-        <w:rPr>
-          <w:rFonts w:eastAsia="Times New Roman" w:cs="Calibri"/>
-          <w:szCs w:val="20"/>
-          <w:lang w:eastAsia="fr-FR"/>
-        </w:rPr>
-        <w:t>j</w:t>
-      </w:r>
-      <w:r>
-        <w:rPr>
-          <w:rFonts w:eastAsia="Times New Roman" w:cs="Calibri"/>
-          <w:szCs w:val="20"/>
-          <w:lang w:eastAsia="fr-FR"/>
-        </w:rPr>
-        <w:t xml:space="preserve">et docker : </w:t>
-      </w:r>
-    </w:p>
-    <w:p>
-      <w:pPr>
-        <w:rPr>
-          <w:rFonts w:ascii="Lucida Console" w:hAnsi="Lucida Console"/>
-          <w:sz w:val="20"/>
-          <w:szCs w:val="20"/>
-          <w:lang w:val="en-US"/>
-        </w:rPr>
-      </w:pPr>
-      <w:r>
-        <w:rPr>
-          <w:rFonts w:ascii="Lucida Console" w:hAnsi="Lucida Console"/>
-          <w:sz w:val="20"/>
-          <w:szCs w:val="20"/>
-          <w:lang w:val="en-US"/>
-        </w:rPr>
-        <w:t>Nicolas@DXP2800-</w:t>
-      </w:r>
-      <w:proofErr w:type="gramStart"/>
-      <w:r>
-        <w:rPr>
-          <w:rFonts w:ascii="Lucida Console" w:hAnsi="Lucida Console"/>
-          <w:sz w:val="20"/>
-          <w:szCs w:val="20"/>
-          <w:lang w:val="en-US"/>
-        </w:rPr>
-        <w:t>Nico:~</w:t>
-      </w:r>
-      <w:proofErr w:type="gramEnd"/>
-      <w:r>
-        <w:rPr>
-          <w:rFonts w:ascii="Lucida Console" w:hAnsi="Lucida Console"/>
-          <w:sz w:val="20"/>
-          <w:szCs w:val="20"/>
-          <w:lang w:val="en-US"/>
-        </w:rPr>
-        <w:t>$ cd /volume1/docker/</w:t>
-      </w:r>
-    </w:p>
-    <w:p>
-      <w:pPr>
-        <w:rPr>
-          <w:rFonts w:ascii="Lucida Console" w:hAnsi="Lucida Console"/>
-          <w:sz w:val="20"/>
-          <w:szCs w:val="20"/>
-          <w:lang w:val="en-US"/>
-        </w:rPr>
-      </w:pPr>
-      <w:r>
-        <w:rPr>
-          <w:rFonts w:ascii="Lucida Console" w:hAnsi="Lucida Console"/>
-          <w:sz w:val="20"/>
-          <w:szCs w:val="20"/>
-          <w:lang w:val="en-US"/>
-        </w:rPr>
-        <w:t xml:space="preserve">Nicolas@DXP2800-Nico:/volume1/docker$ </w:t>
-      </w:r>
-      <w:proofErr w:type="spellStart"/>
-      <w:r>
-        <w:rPr>
-          <w:rFonts w:ascii="Lucida Console" w:hAnsi="Lucida Console"/>
-          <w:b/>
-          <w:bCs/>
-          <w:sz w:val="20"/>
-          <w:szCs w:val="20"/>
-          <w:lang w:val="en-US"/>
-        </w:rPr>
-        <w:t>sudo</w:t>
-      </w:r>
-      <w:proofErr w:type="spellEnd"/>
-      <w:r>
-        <w:rPr>
-          <w:rFonts w:ascii="Lucida Console" w:hAnsi="Lucida Console"/>
-          <w:b/>
-          <w:bCs/>
-          <w:sz w:val="20"/>
-          <w:szCs w:val="20"/>
-          <w:lang w:val="en-US"/>
-        </w:rPr>
-        <w:t xml:space="preserve"> </w:t>
-      </w:r>
-      <w:proofErr w:type="spellStart"/>
-      <w:r>
-        <w:rPr>
-          <w:rFonts w:ascii="Lucida Console" w:hAnsi="Lucida Console"/>
-          <w:b/>
-          <w:bCs/>
-          <w:sz w:val="20"/>
-          <w:szCs w:val="20"/>
-          <w:lang w:val="en-US"/>
-        </w:rPr>
-        <w:t>chmod</w:t>
-      </w:r>
-      <w:proofErr w:type="spellEnd"/>
-      <w:r>
-        <w:rPr>
-          <w:rFonts w:ascii="Lucida Console" w:hAnsi="Lucida Console"/>
-          <w:b/>
-          <w:bCs/>
-          <w:sz w:val="20"/>
-          <w:szCs w:val="20"/>
-          <w:lang w:val="en-US"/>
-        </w:rPr>
-        <w:t xml:space="preserve"> -R 755</w:t>
-      </w:r>
-      <w:r>
-        <w:rPr>
-          <w:rFonts w:ascii="Lucida Console" w:hAnsi="Lucida Console"/>
-          <w:sz w:val="20"/>
-          <w:szCs w:val="20"/>
-          <w:lang w:val="en-US"/>
-        </w:rPr>
-        <w:t xml:space="preserve"> </w:t>
-      </w:r>
-      <w:proofErr w:type="spellStart"/>
-      <w:r>
-        <w:rPr>
-          <w:rFonts w:ascii="Lucida Console" w:hAnsi="Lucida Console"/>
-          <w:sz w:val="20"/>
-          <w:szCs w:val="20"/>
-          <w:lang w:val="en-US"/>
-        </w:rPr>
-        <w:t>ftp_project</w:t>
-      </w:r>
-      <w:proofErr w:type="spellEnd"/>
-      <w:r>
-        <w:rPr>
-          <w:rFonts w:ascii="Lucida Console" w:hAnsi="Lucida Console"/>
-          <w:sz w:val="20"/>
-          <w:szCs w:val="20"/>
-          <w:lang w:val="en-US"/>
-        </w:rPr>
-        <w:t>/</w:t>
-      </w:r>
-    </w:p>
-    <w:p>
-      <w:pPr>
-        <w:spacing w:before="100" w:after="100" w:line="240" w:lineRule="auto"/>
-        <w:rPr>
-          <w:rFonts w:eastAsia="Times New Roman" w:cs="Calibri"/>
-          <w:szCs w:val="20"/>
-          <w:lang w:val="en-US" w:eastAsia="fr-FR"/>
-        </w:rPr>
-      </w:pPr>
-    </w:p>
-    <w:p>
-      <w:pPr>
-        <w:spacing w:before="100" w:after="100" w:line="240" w:lineRule="auto"/>
-      </w:pPr>
-      <w:r>
-        <w:rPr>
-          <w:rFonts w:eastAsia="Times New Roman" w:cs="Calibri"/>
-          <w:b/>
-          <w:bCs/>
-          <w:szCs w:val="20"/>
-          <w:lang w:eastAsia="fr-FR"/>
-        </w:rPr>
-        <w:t>Conclusion et recommandations :</w:t>
-      </w:r>
-      <w:r>
-        <w:rPr>
-          <w:rFonts w:eastAsia="Times New Roman" w:cs="Calibri"/>
-          <w:szCs w:val="20"/>
-          <w:lang w:eastAsia="fr-FR"/>
+        <w:t>se connecter en SSH</w:t>
+      </w:r>
+      <w:r>
+        <w:rPr>
+          <w:rFonts w:eastAsia="Times New Roman" w:cs="Calibri"/>
+          <w:szCs w:val="20"/>
+          <w:lang w:eastAsia="fr-FR"/>
+        </w:rPr>
+        <w:t xml:space="preserve"> en SU. </w:t>
+      </w:r>
+      <w:r>
+        <w:rPr>
+          <w:rFonts w:eastAsia="Times New Roman" w:cs="Calibri"/>
+          <w:szCs w:val="20"/>
+          <w:lang w:eastAsia="fr-FR"/>
+        </w:rPr>
+        <w:t xml:space="preserve">Hors, sans </w:t>
+      </w:r>
+      <w:r>
+        <w:rPr>
+          <w:rFonts w:eastAsia="Times New Roman" w:cs="Calibri"/>
+          <w:szCs w:val="20"/>
+          <w:lang w:eastAsia="fr-FR"/>
+        </w:rPr>
+        <w:t xml:space="preserve">savoir </w:t>
+      </w:r>
+      <w:r>
+        <w:rPr>
+          <w:rFonts w:eastAsia="Times New Roman" w:cs="Calibri"/>
+          <w:szCs w:val="20"/>
+          <w:lang w:eastAsia="fr-FR"/>
+        </w:rPr>
+        <w:t xml:space="preserve">d’où vient le problème, le commande  </w:t>
+      </w:r>
+      <w:r>
+        <w:rPr>
+          <w:rFonts w:ascii="Lucida Console" w:hAnsi="Lucida Console"/>
+          <w:b/>
+          <w:bCs/>
+          <w:sz w:val="20"/>
+          <w:szCs w:val="20"/>
+        </w:rPr>
+        <w:t xml:space="preserve">sudo -i </w:t>
+      </w:r>
+      <w:r>
+        <w:rPr>
+          <w:rFonts w:cs="Calibri"/>
+          <w:szCs w:val="24"/>
+        </w:rPr>
+        <w:t>renvoie l’erreur</w:t>
+      </w:r>
+      <w:r>
+        <w:rPr>
+          <w:rFonts w:ascii="Lucida Console" w:hAnsi="Lucida Console"/>
+          <w:b/>
+          <w:bCs/>
+          <w:sz w:val="20"/>
+          <w:szCs w:val="20"/>
+        </w:rPr>
+        <w:t xml:space="preserve"> “sudo: /usr/bin/sudo must be owned by uid 0 and have the setuid bit set”</w:t>
+      </w:r>
+      <w:r>
+        <w:rPr>
+          <w:rFonts w:cs="Calibri"/>
+          <w:b/>
+          <w:bCs/>
+          <w:sz w:val="22"/>
+        </w:rPr>
+        <w:t>.</w:t>
+      </w:r>
+      <w:r>
+        <w:rPr>
+          <w:rFonts w:cs="Calibri"/>
+          <w:b/>
+          <w:bCs/>
+          <w:sz w:val="22"/>
         </w:rPr>
         <w:br/>
+      </w:r>
+      <w:r>
+        <w:rPr>
+          <w:rFonts w:eastAsia="Times New Roman" w:cs="Calibri"/>
+          <w:szCs w:val="24"/>
+          <w:lang w:eastAsia="fr-FR"/>
+        </w:rPr>
+        <w:t xml:space="preserve">Cela signifie que les permissions du système de fichiers racine ont été modifiées, et Linux bloque l'accès </w:t>
       </w:r>
       <w:r>
         <w:rPr>
           <w:rFonts w:eastAsia="Times New Roman" w:cs="Calibri"/>
           <w:i/>
           <w:iCs/>
-          <w:szCs w:val="20"/>
-          <w:lang w:eastAsia="fr-FR"/>
-        </w:rPr>
-        <w:t>(Faites une conclusion sur le projet, ce que vous avez appris, et éventuellement des recommandations pour de futures implémentations)</w:t>
+          <w:szCs w:val="24"/>
+          <w:lang w:eastAsia="fr-FR"/>
+        </w:rPr>
+        <w:t>sudo</w:t>
+      </w:r>
+      <w:r>
+        <w:rPr>
+          <w:rFonts w:eastAsia="Times New Roman" w:cs="Calibri"/>
+          <w:szCs w:val="24"/>
+          <w:lang w:eastAsia="fr-FR"/>
+        </w:rPr>
+        <w:t xml:space="preserve"> par sécurité : les permissions de sécurité de base de Linux ont été cassées.</w:t>
+      </w:r>
+    </w:p>
+    <w:p>
+      <w:pPr>
+        <w:spacing w:before="100" w:after="100" w:line="240" w:lineRule="auto"/>
+        <w:rPr>
+          <w:rFonts w:eastAsia="Times New Roman" w:cs="Calibri"/>
+          <w:szCs w:val="20"/>
+          <w:lang w:eastAsia="fr-FR"/>
+        </w:rPr>
+      </w:pPr>
+      <w:r>
+        <w:rPr>
+          <w:rFonts w:eastAsia="Times New Roman" w:cs="Calibri"/>
+          <w:b/>
+          <w:bCs/>
+          <w:color w:val="215E99" w:themeColor="text2" w:themeTint="BF"/>
+          <w:szCs w:val="20"/>
+          <w:lang w:eastAsia="fr-FR"/>
+        </w:rPr>
+        <w:t>Solution</w:t>
+      </w:r>
+      <w:r>
+        <w:rPr>
+          <w:rFonts w:eastAsia="Times New Roman" w:cs="Calibri"/>
+          <w:color w:val="215E99" w:themeColor="text2" w:themeTint="BF"/>
+          <w:szCs w:val="20"/>
+          <w:lang w:eastAsia="fr-FR"/>
+        </w:rPr>
+        <w:t xml:space="preserve"> :</w:t>
+      </w:r>
+    </w:p>
+    <w:p>
+      <w:pPr>
+        <w:spacing w:before="100" w:after="100" w:line="240" w:lineRule="auto"/>
+        <w:rPr>
+          <w:rFonts w:eastAsia="Times New Roman" w:cs="Calibri"/>
+          <w:szCs w:val="20"/>
+          <w:lang w:eastAsia="fr-FR"/>
+        </w:rPr>
+      </w:pPr>
+      <w:r>
+        <w:rPr>
+          <w:rFonts w:eastAsia="Times New Roman" w:cs="Calibri"/>
+          <w:szCs w:val="20"/>
+          <w:u w:val="single"/>
+          <w:lang w:eastAsia="fr-FR"/>
+        </w:rPr>
+        <w:t>Réinitialisation</w:t>
+      </w:r>
+      <w:r>
+        <w:rPr>
+          <w:rFonts w:eastAsia="Times New Roman" w:cs="Calibri"/>
+          <w:szCs w:val="20"/>
+          <w:u w:val="single"/>
+          <w:lang w:eastAsia="fr-FR"/>
+        </w:rPr>
+        <w:t xml:space="preserve"> </w:t>
+      </w:r>
+      <w:r>
+        <w:rPr>
+          <w:rFonts w:eastAsia="Times New Roman" w:cs="Calibri"/>
+          <w:szCs w:val="20"/>
+          <w:u w:val="single"/>
+          <w:lang w:eastAsia="fr-FR"/>
+        </w:rPr>
+        <w:t xml:space="preserve">physique </w:t>
+      </w:r>
+      <w:r>
+        <w:rPr>
+          <w:rFonts w:eastAsia="Times New Roman" w:cs="Calibri"/>
+          <w:szCs w:val="20"/>
+          <w:u w:val="single"/>
+          <w:lang w:eastAsia="fr-FR"/>
+        </w:rPr>
+        <w:t>du NAS</w:t>
+      </w:r>
+      <w:r>
+        <w:rPr>
+          <w:rFonts w:eastAsia="Times New Roman" w:cs="Calibri"/>
+          <w:szCs w:val="20"/>
+          <w:lang w:eastAsia="fr-FR"/>
+        </w:rPr>
+        <w:t xml:space="preserve"> via le bouton RESET</w:t>
+      </w:r>
+      <w:r>
+        <w:rPr>
+          <w:rFonts w:eastAsia="Times New Roman" w:cs="Calibri"/>
+          <w:szCs w:val="20"/>
+          <w:lang w:eastAsia="fr-FR"/>
+        </w:rPr>
+        <w:t xml:space="preserve"> : réparation de l’OS sans toucher aux fichiers </w:t>
+      </w:r>
+      <w:r>
+        <w:rPr>
+          <w:rFonts w:eastAsia="Times New Roman" w:cs="Calibri"/>
+          <w:szCs w:val="20"/>
+          <w:lang w:eastAsia="fr-FR"/>
+        </w:rPr>
+        <w:t xml:space="preserve">partagés et donc </w:t>
+      </w:r>
+      <w:r>
+        <w:rPr>
+          <w:rFonts w:eastAsia="Times New Roman" w:cs="Calibri"/>
+          <w:szCs w:val="20"/>
+          <w:lang w:eastAsia="fr-FR"/>
+        </w:rPr>
+        <w:t>reconstru</w:t>
+      </w:r>
+      <w:r>
+        <w:rPr>
+          <w:rFonts w:eastAsia="Times New Roman" w:cs="Calibri"/>
+          <w:szCs w:val="20"/>
+          <w:lang w:eastAsia="fr-FR"/>
+        </w:rPr>
+        <w:t>ction</w:t>
+      </w:r>
+      <w:r>
+        <w:rPr>
+          <w:rFonts w:eastAsia="Times New Roman" w:cs="Calibri"/>
+          <w:szCs w:val="20"/>
+          <w:lang w:eastAsia="fr-FR"/>
+        </w:rPr>
+        <w:t xml:space="preserve"> </w:t>
+      </w:r>
+      <w:r>
+        <w:rPr>
+          <w:rFonts w:eastAsia="Times New Roman" w:cs="Calibri"/>
+          <w:szCs w:val="20"/>
+          <w:lang w:eastAsia="fr-FR"/>
+        </w:rPr>
+        <w:t>d</w:t>
+      </w:r>
+      <w:r>
+        <w:rPr>
+          <w:rFonts w:eastAsia="Times New Roman" w:cs="Calibri"/>
+          <w:szCs w:val="20"/>
+          <w:lang w:eastAsia="fr-FR"/>
+        </w:rPr>
+        <w:t xml:space="preserve">es fondations de </w:t>
+      </w:r>
+      <w:r>
+        <w:rPr>
+          <w:rFonts w:eastAsia="Times New Roman" w:cs="Calibri"/>
+          <w:szCs w:val="20"/>
+          <w:lang w:eastAsia="fr-FR"/>
+        </w:rPr>
+        <w:t>l</w:t>
+      </w:r>
+      <w:r>
+        <w:rPr>
+          <w:rFonts w:eastAsia="Times New Roman" w:cs="Calibri"/>
+          <w:szCs w:val="20"/>
+          <w:lang w:eastAsia="fr-FR"/>
+        </w:rPr>
+        <w:t>a sécurité</w:t>
+      </w:r>
+      <w:r>
+        <w:rPr>
+          <w:rFonts w:eastAsia="Times New Roman" w:cs="Calibri"/>
+          <w:szCs w:val="20"/>
+          <w:lang w:eastAsia="fr-FR"/>
+        </w:rPr>
+        <w:t>.</w:t>
+      </w:r>
+      <w:r>
+        <w:rPr>
+          <w:rFonts w:eastAsia="Times New Roman" w:cs="Calibri"/>
+          <w:szCs w:val="20"/>
+          <w:lang w:eastAsia="fr-FR"/>
+        </w:rPr>
+        <w:br/>
+        <w:t>Le NAS étant en RAID 1, la restauration</w:t>
+      </w:r>
+      <w:r>
+        <w:rPr>
+          <w:rFonts w:eastAsia="Times New Roman" w:cs="Calibri"/>
+          <w:szCs w:val="20"/>
+          <w:lang w:eastAsia="fr-FR"/>
+        </w:rPr>
+        <w:t xml:space="preserve"> </w:t>
+      </w:r>
+      <w:r>
+        <w:rPr>
+          <w:rFonts w:eastAsia="Times New Roman" w:cs="Calibri"/>
+          <w:szCs w:val="20"/>
+          <w:lang w:eastAsia="fr-FR"/>
+        </w:rPr>
+        <w:t>est très longue (environ 1 heure)</w:t>
+      </w:r>
+      <w:r>
+        <w:rPr>
+          <w:rFonts w:eastAsia="Times New Roman" w:cs="Calibri"/>
+          <w:szCs w:val="20"/>
+          <w:lang w:eastAsia="fr-FR"/>
+        </w:rPr>
+        <w:t> :</w:t>
+      </w:r>
+    </w:p>
+    <w:p>
+      <w:pPr>
+        <w:pStyle w:val="Paragraphedeliste"/>
+        <w:numPr>
+          <w:ilvl w:val="0"/>
+          <w:numId w:val="1"/>
+        </w:numPr>
+        <w:spacing w:line="240" w:lineRule="auto"/>
+        <w:rPr>
+          <w:rFonts w:eastAsia="Times New Roman" w:cs="Calibri"/>
+          <w:szCs w:val="20"/>
+          <w:lang w:eastAsia="fr-FR"/>
+        </w:rPr>
+      </w:pPr>
+      <w:r>
+        <w:rPr>
+          <w:rFonts w:eastAsia="Times New Roman" w:cs="Calibri"/>
+          <w:b/>
+          <w:bCs/>
+          <w:szCs w:val="20"/>
+          <w:lang w:eastAsia="fr-FR"/>
+        </w:rPr>
+        <w:t>Scan</w:t>
+      </w:r>
+      <w:r>
+        <w:rPr>
+          <w:rFonts w:eastAsia="Times New Roman" w:cs="Calibri"/>
+          <w:szCs w:val="20"/>
+          <w:lang w:eastAsia="fr-FR"/>
+        </w:rPr>
+        <w:t xml:space="preserve"> du volume pour retrouver les dossiers partagés</w:t>
+      </w:r>
+    </w:p>
+    <w:p>
+      <w:pPr>
+        <w:pStyle w:val="Paragraphedeliste"/>
+        <w:numPr>
+          <w:ilvl w:val="0"/>
+          <w:numId w:val="1"/>
+        </w:numPr>
+        <w:spacing w:line="240" w:lineRule="auto"/>
+        <w:rPr>
+          <w:rFonts w:eastAsia="Times New Roman" w:cs="Calibri"/>
+          <w:szCs w:val="20"/>
+          <w:lang w:eastAsia="fr-FR"/>
+        </w:rPr>
+      </w:pPr>
+      <w:r>
+        <w:rPr>
+          <w:rFonts w:eastAsia="Times New Roman" w:cs="Calibri"/>
+          <w:b/>
+          <w:bCs/>
+          <w:szCs w:val="20"/>
+          <w:lang w:eastAsia="fr-FR"/>
+        </w:rPr>
+        <w:t>Réindexation</w:t>
+      </w:r>
+      <w:r>
+        <w:rPr>
+          <w:rFonts w:eastAsia="Times New Roman" w:cs="Calibri"/>
+          <w:szCs w:val="20"/>
+          <w:lang w:eastAsia="fr-FR"/>
+        </w:rPr>
+        <w:t xml:space="preserve"> des fichiers</w:t>
+      </w:r>
+    </w:p>
+    <w:p>
+      <w:pPr>
+        <w:pStyle w:val="Paragraphedeliste"/>
+        <w:numPr>
+          <w:ilvl w:val="0"/>
+          <w:numId w:val="1"/>
+        </w:numPr>
+        <w:spacing w:line="240" w:lineRule="auto"/>
+        <w:rPr>
+          <w:rFonts w:eastAsia="Times New Roman" w:cs="Calibri"/>
+          <w:szCs w:val="20"/>
+          <w:lang w:eastAsia="fr-FR"/>
+        </w:rPr>
+      </w:pPr>
+      <w:r>
+        <w:rPr>
+          <w:rFonts w:eastAsia="Times New Roman" w:cs="Calibri"/>
+          <w:b/>
+          <w:bCs/>
+          <w:szCs w:val="20"/>
+          <w:lang w:eastAsia="fr-FR"/>
+        </w:rPr>
+        <w:t>Restructuration</w:t>
+      </w:r>
+      <w:r>
+        <w:rPr>
+          <w:rFonts w:eastAsia="Times New Roman" w:cs="Calibri"/>
+          <w:szCs w:val="20"/>
+          <w:lang w:eastAsia="fr-FR"/>
+        </w:rPr>
+        <w:t xml:space="preserve"> des droits : mise à plat des ACL pour un « nouveau » </w:t>
+      </w:r>
+      <w:r>
+        <w:rPr>
+          <w:rFonts w:eastAsia="Times New Roman" w:cs="Calibri"/>
+          <w:i/>
+          <w:iCs/>
+          <w:szCs w:val="20"/>
+          <w:lang w:eastAsia="fr-FR"/>
+        </w:rPr>
+        <w:t>sudo</w:t>
+      </w:r>
+    </w:p>
+    <w:p>
+      <w:pPr>
+        <w:pStyle w:val="Paragraphedeliste"/>
+        <w:spacing w:before="100" w:after="100" w:line="240" w:lineRule="auto"/>
+        <w:rPr>
+          <w:rFonts w:eastAsia="Times New Roman" w:cs="Calibri"/>
+          <w:szCs w:val="20"/>
+          <w:lang w:eastAsia="fr-FR"/>
+        </w:rPr>
+      </w:pPr>
+    </w:p>
+    <w:p>
+      <w:pPr>
+        <w:keepNext/>
+        <w:spacing w:before="100" w:after="100" w:line="240" w:lineRule="auto"/>
+        <w:jc w:val="center"/>
+      </w:pPr>
+      <w:r>
+        <w:rPr>
+          <w:rFonts w:eastAsia="Times New Roman" w:cs="Calibri"/>
+          <w:szCs w:val="20"/>
+          <w:lang w:eastAsia="fr-FR"/>
+        </w:rPr>
+        <w:drawing>
+          <wp:inline distT="0" distB="0" distL="0" distR="0" wp14:anchorId="72B1BA8D" wp14:editId="274EAD0F">
+            <wp:extent cx="1800476" cy="847843"/>
+            <wp:effectExtent l="0" t="0" r="9525" b="9525"/>
+            <wp:docPr id="1673050505" name="Image 1"/>
+            <wp:cNvGraphicFramePr>
+              <a:graphicFrameLocks xmlns:a="http://schemas.openxmlformats.org/drawingml/2006/main" noChangeAspect="1"/>
+            </wp:cNvGraphicFramePr>
+            <a:graphic xmlns:a="http://schemas.openxmlformats.org/drawingml/2006/main">
+              <a:graphicData uri="http://schemas.openxmlformats.org/drawingml/2006/picture">
+                <pic:pic xmlns:pic="http://schemas.openxmlformats.org/drawingml/2006/picture">
+                  <pic:nvPicPr>
+                    <pic:cNvPr id="1673050505" name=""/>
+                    <pic:cNvPicPr/>
+                  </pic:nvPicPr>
+                  <pic:blipFill>
+                    <a:blip r:embed="rId8"/>
+                    <a:stretch>
+                      <a:fillRect/>
+                    </a:stretch>
+                  </pic:blipFill>
+                  <pic:spPr>
+                    <a:xfrm>
+                      <a:off x="0" y="0"/>
+                      <a:ext cx="1800476" cy="847843"/>
+                    </a:xfrm>
+                    <a:prstGeom prst="rect">
+                      <a:avLst/>
+                    </a:prstGeom>
+                  </pic:spPr>
+                </pic:pic>
+              </a:graphicData>
+            </a:graphic>
+          </wp:inline>
+        </w:drawing>
+      </w:r>
+    </w:p>
+    <w:p>
+      <w:pPr>
+        <w:pStyle w:val="Lgende"/>
+        <w:ind w:left="708"/>
+        <w:rPr>
+          <w:rFonts w:eastAsia="Times New Roman" w:cs="Calibri"/>
+          <w:szCs w:val="20"/>
+          <w:lang w:eastAsia="fr-FR"/>
+        </w:rPr>
+      </w:pPr>
+      <w:r>
+        <w:t xml:space="preserve">                                                                                        </w:t>
+      </w:r>
+      <w:r>
+        <w:t>Restauration</w:t>
+      </w:r>
+    </w:p>
+    <w:p>
+      <w:pPr>
+        <w:spacing w:before="100" w:after="100" w:line="240" w:lineRule="auto"/>
+        <w:rPr>
+          <w:rFonts w:eastAsia="Times New Roman" w:cs="Calibri"/>
+          <w:szCs w:val="20"/>
+          <w:lang w:eastAsia="fr-FR"/>
+        </w:rPr>
+      </w:pPr>
+    </w:p>
+    <w:p>
+      <w:pPr>
+        <w:spacing w:before="100" w:after="100" w:line="240" w:lineRule="auto"/>
+        <w:rPr>
+          <w:rFonts w:eastAsia="Times New Roman" w:cs="Calibri"/>
+          <w:b/>
+          <w:bCs/>
+          <w:szCs w:val="20"/>
+          <w:lang w:eastAsia="fr-FR"/>
+        </w:rPr>
+      </w:pPr>
+      <w:r>
+        <w:rPr>
+          <w:rFonts w:eastAsia="Times New Roman" w:cs="Calibri"/>
+          <w:b/>
+          <w:bCs/>
+          <w:szCs w:val="20"/>
+          <w:lang w:eastAsia="fr-FR"/>
+        </w:rPr>
+        <w:t>Conclusion et recommandations :</w:t>
+      </w:r>
+    </w:p>
+    <w:p>
+      <w:pPr>
+        <w:spacing w:before="100" w:after="100" w:line="240" w:lineRule="auto"/>
+        <w:rPr>
+          <w:rFonts w:eastAsia="Times New Roman" w:cs="Calibri"/>
+          <w:szCs w:val="20"/>
+          <w:lang w:eastAsia="fr-FR"/>
+        </w:rPr>
+      </w:pPr>
+      <w:r>
+        <w:rPr>
+          <w:rFonts w:eastAsia="Times New Roman" w:cs="Calibri"/>
+          <w:szCs w:val="20"/>
+          <w:lang w:eastAsia="fr-FR"/>
+        </w:rPr>
+        <w:t>Projet très intéressant qui m’a permis de découvrir mon NAS plus profondément.</w:t>
+      </w:r>
+    </w:p>
+    <w:p>
+      <w:pPr>
+        <w:spacing w:before="100" w:after="100" w:line="240" w:lineRule="auto"/>
+        <w:rPr>
+          <w:rFonts w:eastAsia="Times New Roman" w:cs="Calibri"/>
+          <w:szCs w:val="20"/>
+          <w:lang w:eastAsia="fr-FR"/>
+        </w:rPr>
+      </w:pPr>
+      <w:r>
+        <w:rPr>
+          <w:rFonts w:eastAsia="Times New Roman" w:cs="Calibri"/>
+          <w:szCs w:val="20"/>
+          <w:lang w:eastAsia="fr-FR"/>
+        </w:rPr>
+        <w:t>(Ré)apprentissage de Docker et d’Angular</w:t>
+      </w:r>
+    </w:p>
+    <w:p>
+      <w:pPr>
+        <w:spacing w:before="100" w:after="100" w:line="240" w:lineRule="auto"/>
+        <w:rPr>
+          <w:rFonts w:eastAsia="Times New Roman" w:cs="Calibri"/>
+          <w:szCs w:val="20"/>
+          <w:lang w:eastAsia="fr-FR"/>
+        </w:rPr>
+      </w:pPr>
+      <w:r>
+        <w:rPr>
+          <w:rFonts w:eastAsia="Times New Roman" w:cs="Calibri"/>
+          <w:szCs w:val="20"/>
+          <w:lang w:eastAsia="fr-FR"/>
+        </w:rPr>
+        <w:t>Pour une future implémentation</w:t>
+      </w:r>
+      <w:r>
+        <w:rPr>
+          <w:rFonts w:eastAsia="Times New Roman" w:cs="Calibri"/>
+          <w:szCs w:val="20"/>
+          <w:lang w:eastAsia="fr-FR"/>
+        </w:rPr>
+        <w:t> :</w:t>
+      </w:r>
+    </w:p>
+    <w:p>
+      <w:pPr>
+        <w:pStyle w:val="Paragraphedeliste"/>
+        <w:numPr>
+          <w:ilvl w:val="0"/>
+          <w:numId w:val="1"/>
+        </w:numPr>
+        <w:spacing w:before="100" w:after="100" w:line="240" w:lineRule="auto"/>
+      </w:pPr>
+      <w:r>
+        <w:rPr>
+          <w:rFonts w:eastAsia="Times New Roman" w:cs="Calibri"/>
+          <w:szCs w:val="20"/>
+          <w:lang w:eastAsia="fr-FR"/>
+        </w:rPr>
+        <w:t>J</w:t>
+      </w:r>
+      <w:r>
+        <w:rPr>
+          <w:rFonts w:eastAsia="Times New Roman" w:cs="Calibri"/>
+          <w:szCs w:val="20"/>
+          <w:lang w:eastAsia="fr-FR"/>
+        </w:rPr>
+        <w:t xml:space="preserve">e commencerais par </w:t>
+      </w:r>
+      <w:r>
+        <w:rPr>
+          <w:rFonts w:eastAsia="Times New Roman" w:cs="Calibri"/>
+          <w:szCs w:val="20"/>
+          <w:lang w:eastAsia="fr-FR"/>
+        </w:rPr>
+        <w:t>avoir un projet stable et pusherai</w:t>
+      </w:r>
+      <w:r>
+        <w:rPr>
+          <w:rFonts w:eastAsia="Times New Roman" w:cs="Calibri"/>
+          <w:szCs w:val="20"/>
+          <w:lang w:eastAsia="fr-FR"/>
+        </w:rPr>
+        <w:t>s</w:t>
+      </w:r>
+      <w:r>
+        <w:rPr>
+          <w:rFonts w:eastAsia="Times New Roman" w:cs="Calibri"/>
+          <w:szCs w:val="20"/>
+          <w:lang w:eastAsia="fr-FR"/>
+        </w:rPr>
+        <w:t xml:space="preserve"> au fur et à mesure sur Github avec création de branches pour implémenter d’autres fonctionnalités</w:t>
+      </w:r>
+      <w:r>
+        <w:rPr>
+          <w:rFonts w:eastAsia="Times New Roman" w:cs="Calibri"/>
+          <w:szCs w:val="20"/>
+          <w:lang w:eastAsia="fr-FR"/>
+        </w:rPr>
+        <w:t xml:space="preserve"> et fusionner plus régulièrement au lieu de rester en permanence sur la branche</w:t>
+      </w:r>
+      <w:r>
+        <w:rPr>
+          <w:rFonts w:eastAsia="Times New Roman" w:cs="Calibri"/>
+          <w:i/>
+          <w:iCs/>
+          <w:szCs w:val="20"/>
+          <w:lang w:eastAsia="fr-FR"/>
+        </w:rPr>
+        <w:t xml:space="preserve"> main</w:t>
+      </w:r>
+    </w:p>
+    <w:p>
+      <w:pPr>
+        <w:pStyle w:val="Paragraphedeliste"/>
+        <w:numPr>
+          <w:ilvl w:val="0"/>
+          <w:numId w:val="1"/>
+        </w:numPr>
+        <w:spacing w:before="100" w:after="100" w:line="240" w:lineRule="auto"/>
+      </w:pPr>
+      <w:r>
+        <w:rPr>
+          <w:rFonts w:eastAsia="Times New Roman" w:cs="Calibri"/>
+          <w:szCs w:val="20"/>
+          <w:lang w:eastAsia="fr-FR"/>
+        </w:rPr>
+        <w:t xml:space="preserve">J’installerais une application de prise en main à distance pour résoudre les problèmes qui ne peuvent l’être qu’au niveau du réseau local domestique (cf. </w:t>
+      </w:r>
+      <w:r>
+        <w:rPr>
+          <w:rFonts w:eastAsia="Times New Roman" w:cs="Calibri"/>
+          <w:i/>
+          <w:iCs/>
+          <w:szCs w:val="20"/>
+          <w:lang w:eastAsia="fr-FR"/>
+        </w:rPr>
+        <w:t>problèmes de droits</w:t>
+      </w:r>
+      <w:r>
+        <w:rPr>
+          <w:rFonts w:eastAsia="Times New Roman" w:cs="Calibri"/>
+          <w:i/>
+          <w:iCs/>
+          <w:szCs w:val="20"/>
+          <w:lang w:eastAsia="fr-FR"/>
+        </w:rPr>
+        <w:t> </w:t>
+      </w:r>
+      <w:r>
+        <w:rPr>
+          <w:rFonts w:eastAsia="Times New Roman" w:cs="Calibri"/>
+          <w:szCs w:val="20"/>
+          <w:lang w:eastAsia="fr-FR"/>
+        </w:rPr>
+        <w:t>:</w:t>
+      </w:r>
+      <w:r>
+        <w:rPr>
+          <w:rFonts w:eastAsia="Times New Roman" w:cs="Calibri"/>
+          <w:i/>
+          <w:iCs/>
+          <w:szCs w:val="20"/>
+          <w:lang w:eastAsia="fr-FR"/>
+        </w:rPr>
+        <w:t xml:space="preserve"> chown</w:t>
+      </w:r>
+      <w:r>
+        <w:rPr>
+          <w:rFonts w:eastAsia="Times New Roman" w:cs="Calibri"/>
+          <w:szCs w:val="20"/>
+          <w:lang w:eastAsia="fr-FR"/>
+        </w:rPr>
+        <w:t>)</w:t>
+      </w:r>
+      <w:r>
+        <w:rPr>
+          <w:rFonts w:eastAsia="Times New Roman" w:cs="Calibri"/>
+          <w:szCs w:val="20"/>
+          <w:lang w:eastAsia="fr-FR"/>
+        </w:rPr>
+        <w:br/>
       </w:r>
     </w:p>
     <w:p/>
     <w:sectPr>
-      <w:footerReference w:type="default" r:id="rId8"/>
+      <w:footerReference w:type="default" r:id="rId9"/>
       <w:pgSz w:w="11906" w:h="16838"/>
       <w:pgMar w:top="1134" w:right="1134" w:bottom="1134" w:left="1134" w:header="709" w:footer="709" w:gutter="0"/>
       <w:cols w:space="720"/>
@@ -2936,7 +3258,7 @@
 </file>
 
 <file path=word/endnotes.xml><?xml version="1.0" encoding="utf-8"?>
-<w:endnotes xmlns:wpc="http://schemas.microsoft.com/office/word/2010/wordprocessingCanvas" xmlns:cx="http://schemas.microsoft.com/office/drawing/2014/chartex" xmlns:cx1="http://schemas.microsoft.com/office/drawing/2015/9/8/chartex" xmlns:cx2="http://schemas.microsoft.com/office/drawing/2015/10/21/chartex" xmlns:cx3="http://schemas.microsoft.com/office/drawing/2016/5/9/chartex" xmlns:cx4="http://schemas.microsoft.com/office/drawing/2016/5/10/chartex" xmlns:cx5="http://schemas.microsoft.com/office/drawing/2016/5/11/chartex" xmlns:cx6="http://schemas.microsoft.com/office/drawing/2016/5/12/chartex" xmlns:cx7="http://schemas.microsoft.com/office/drawing/2016/5/13/chartex" xmlns:cx8="http://schemas.microsoft.com/office/drawing/2016/5/14/chartex" xmlns:mc="http://schemas.openxmlformats.org/markup-compatibility/2006" xmlns:aink="http://schemas.microsoft.com/office/drawing/2016/ink" xmlns:am3d="http://schemas.microsoft.com/office/drawing/2017/model3d" xmlns:o="urn:schemas-microsoft-com:office:office" xmlns:r="http://schemas.openxmlformats.org/officeDocument/2006/relationships" xmlns:m="http://schemas.openxmlformats.org/officeDocument/2006/math" xmlns:v="urn:schemas-microsoft-com:vml" xmlns:wp14="http://schemas.microsoft.com/office/word/2010/wordprocessingDrawing" xmlns:wp="http://schemas.openxmlformats.org/drawingml/2006/wordprocessingDrawing" xmlns:w10="urn:schemas-microsoft-com:office:word" xmlns:w="http://schemas.openxmlformats.org/wordprocessingml/2006/main" xmlns:w14="http://schemas.microsoft.com/office/word/2010/wordml" xmlns:w15="http://schemas.microsoft.com/office/word/2012/wordml" xmlns:w16cid="http://schemas.microsoft.com/office/word/2016/wordml/cid" xmlns:w16se="http://schemas.microsoft.com/office/word/2015/wordml/symex" xmlns:wpg="http://schemas.microsoft.com/office/word/2010/wordprocessingGroup" xmlns:wpi="http://schemas.microsoft.com/office/word/2010/wordprocessingInk" xmlns:wne="http://schemas.microsoft.com/office/word/2006/wordml" xmlns:wps="http://schemas.microsoft.com/office/word/2010/wordprocessingShape" mc:Ignorable="w14 w15 w16se w16cid wp14">
+<w:endnotes xmlns:wpc="http://schemas.microsoft.com/office/word/2010/wordprocessingCanvas" xmlns:cx="http://schemas.microsoft.com/office/drawing/2014/chartex" xmlns:cx1="http://schemas.microsoft.com/office/drawing/2015/9/8/chartex" xmlns:cx2="http://schemas.microsoft.com/office/drawing/2015/10/21/chartex" xmlns:cx3="http://schemas.microsoft.com/office/drawing/2016/5/9/chartex" xmlns:cx4="http://schemas.microsoft.com/office/drawing/2016/5/10/chartex" xmlns:cx5="http://schemas.microsoft.com/office/drawing/2016/5/11/chartex" xmlns:cx6="http://schemas.microsoft.com/office/drawing/2016/5/12/chartex" xmlns:cx7="http://schemas.microsoft.com/office/drawing/2016/5/13/chartex" xmlns:cx8="http://schemas.microsoft.com/office/drawing/2016/5/14/chartex" xmlns:mc="http://schemas.openxmlformats.org/markup-compatibility/2006" xmlns:aink="http://schemas.microsoft.com/office/drawing/2016/ink" xmlns:am3d="http://schemas.microsoft.com/office/drawing/2017/model3d" xmlns:o="urn:schemas-microsoft-com:office:office" xmlns:oel="http://schemas.microsoft.com/office/2019/extlst" xmlns:r="http://schemas.openxmlformats.org/officeDocument/2006/relationships" xmlns:m="http://schemas.openxmlformats.org/officeDocument/2006/math" xmlns:v="urn:schemas-microsoft-com:vml" xmlns:wp14="http://schemas.microsoft.com/office/word/2010/wordprocessingDrawing" xmlns:wp="http://schemas.openxmlformats.org/drawingml/2006/wordprocessingDrawing" xmlns:w10="urn:schemas-microsoft-com:office:word" xmlns:w="http://schemas.openxmlformats.org/wordprocessingml/2006/main" xmlns:w14="http://schemas.microsoft.com/office/word/2010/wordml" xmlns:w15="http://schemas.microsoft.com/office/word/2012/wordml" xmlns:w16cex="http://schemas.microsoft.com/office/word/2018/wordml/cex" xmlns:w16cid="http://schemas.microsoft.com/office/word/2016/wordml/cid" xmlns:w16="http://schemas.microsoft.com/office/word/2018/wordml" xmlns:w16du="http://schemas.microsoft.com/office/word/2023/wordml/word16du" xmlns:w16sdtdh="http://schemas.microsoft.com/office/word/2020/wordml/sdtdatahash" xmlns:w16sdtfl="http://schemas.microsoft.com/office/word/2024/wordml/sdtformatlock" xmlns:w16se="http://schemas.microsoft.com/office/word/2015/wordml/symex" xmlns:wpg="http://schemas.microsoft.com/office/word/2010/wordprocessingGroup" xmlns:wpi="http://schemas.microsoft.com/office/word/2010/wordprocessingInk" xmlns:wne="http://schemas.microsoft.com/office/word/2006/wordml" xmlns:wps="http://schemas.microsoft.com/office/word/2010/wordprocessingShape" mc:Ignorable="w14 w15 w16se w16cid w16 w16cex w16sdtdh w16sdtfl w16du wp14">
   <w:endnote w:type="separator" w:id="-1">
     <w:p>
       <w:pPr>
@@ -2961,7 +3283,7 @@
 </file>
 
 <file path=word/footer1.xml><?xml version="1.0" encoding="utf-8"?>
-<w:ftr xmlns:wpc="http://schemas.microsoft.com/office/word/2010/wordprocessingCanvas" xmlns:cx="http://schemas.microsoft.com/office/drawing/2014/chartex" xmlns:cx1="http://schemas.microsoft.com/office/drawing/2015/9/8/chartex" xmlns:cx2="http://schemas.microsoft.com/office/drawing/2015/10/21/chartex" xmlns:cx3="http://schemas.microsoft.com/office/drawing/2016/5/9/chartex" xmlns:cx4="http://schemas.microsoft.com/office/drawing/2016/5/10/chartex" xmlns:cx5="http://schemas.microsoft.com/office/drawing/2016/5/11/chartex" xmlns:cx6="http://schemas.microsoft.com/office/drawing/2016/5/12/chartex" xmlns:cx7="http://schemas.microsoft.com/office/drawing/2016/5/13/chartex" xmlns:cx8="http://schemas.microsoft.com/office/drawing/2016/5/14/chartex" xmlns:mc="http://schemas.openxmlformats.org/markup-compatibility/2006" xmlns:aink="http://schemas.microsoft.com/office/drawing/2016/ink" xmlns:am3d="http://schemas.microsoft.com/office/drawing/2017/model3d" xmlns:o="urn:schemas-microsoft-com:office:office" xmlns:r="http://schemas.openxmlformats.org/officeDocument/2006/relationships" xmlns:m="http://schemas.openxmlformats.org/officeDocument/2006/math" xmlns:v="urn:schemas-microsoft-com:vml" xmlns:wp14="http://schemas.microsoft.com/office/word/2010/wordprocessingDrawing" xmlns:wp="http://schemas.openxmlformats.org/drawingml/2006/wordprocessingDrawing" xmlns:w10="urn:schemas-microsoft-com:office:word" xmlns:w="http://schemas.openxmlformats.org/wordprocessingml/2006/main" xmlns:w14="http://schemas.microsoft.com/office/word/2010/wordml" xmlns:w15="http://schemas.microsoft.com/office/word/2012/wordml" xmlns:w16cid="http://schemas.microsoft.com/office/word/2016/wordml/cid" xmlns:w16se="http://schemas.microsoft.com/office/word/2015/wordml/symex" xmlns:wpg="http://schemas.microsoft.com/office/word/2010/wordprocessingGroup" xmlns:wpi="http://schemas.microsoft.com/office/word/2010/wordprocessingInk" xmlns:wne="http://schemas.microsoft.com/office/word/2006/wordml" xmlns:wps="http://schemas.microsoft.com/office/word/2010/wordprocessingShape" mc:Ignorable="w14 w15 w16se w16cid wp14">
+<w:ftr xmlns:wpc="http://schemas.microsoft.com/office/word/2010/wordprocessingCanvas" xmlns:cx="http://schemas.microsoft.com/office/drawing/2014/chartex" xmlns:cx1="http://schemas.microsoft.com/office/drawing/2015/9/8/chartex" xmlns:cx2="http://schemas.microsoft.com/office/drawing/2015/10/21/chartex" xmlns:cx3="http://schemas.microsoft.com/office/drawing/2016/5/9/chartex" xmlns:cx4="http://schemas.microsoft.com/office/drawing/2016/5/10/chartex" xmlns:cx5="http://schemas.microsoft.com/office/drawing/2016/5/11/chartex" xmlns:cx6="http://schemas.microsoft.com/office/drawing/2016/5/12/chartex" xmlns:cx7="http://schemas.microsoft.com/office/drawing/2016/5/13/chartex" xmlns:cx8="http://schemas.microsoft.com/office/drawing/2016/5/14/chartex" xmlns:mc="http://schemas.openxmlformats.org/markup-compatibility/2006" xmlns:aink="http://schemas.microsoft.com/office/drawing/2016/ink" xmlns:am3d="http://schemas.microsoft.com/office/drawing/2017/model3d" xmlns:o="urn:schemas-microsoft-com:office:office" xmlns:oel="http://schemas.microsoft.com/office/2019/extlst" xmlns:r="http://schemas.openxmlformats.org/officeDocument/2006/relationships" xmlns:m="http://schemas.openxmlformats.org/officeDocument/2006/math" xmlns:v="urn:schemas-microsoft-com:vml" xmlns:wp14="http://schemas.microsoft.com/office/word/2010/wordprocessingDrawing" xmlns:wp="http://schemas.openxmlformats.org/drawingml/2006/wordprocessingDrawing" xmlns:w10="urn:schemas-microsoft-com:office:word" xmlns:w="http://schemas.openxmlformats.org/wordprocessingml/2006/main" xmlns:w14="http://schemas.microsoft.com/office/word/2010/wordml" xmlns:w15="http://schemas.microsoft.com/office/word/2012/wordml" xmlns:w16cex="http://schemas.microsoft.com/office/word/2018/wordml/cex" xmlns:w16cid="http://schemas.microsoft.com/office/word/2016/wordml/cid" xmlns:w16="http://schemas.microsoft.com/office/word/2018/wordml" xmlns:w16du="http://schemas.microsoft.com/office/word/2023/wordml/word16du" xmlns:w16sdtdh="http://schemas.microsoft.com/office/word/2020/wordml/sdtdatahash" xmlns:w16sdtfl="http://schemas.microsoft.com/office/word/2024/wordml/sdtformatlock" xmlns:w16se="http://schemas.microsoft.com/office/word/2015/wordml/symex" xmlns:wpg="http://schemas.microsoft.com/office/word/2010/wordprocessingGroup" xmlns:wpi="http://schemas.microsoft.com/office/word/2010/wordprocessingInk" xmlns:wne="http://schemas.microsoft.com/office/word/2006/wordml" xmlns:wps="http://schemas.microsoft.com/office/word/2010/wordprocessingShape" mc:Ignorable="w14 w15 w16se w16cid w16 w16cex w16sdtdh w16sdtfl w16du wp14">
   <w:p>
     <w:pPr>
       <w:pStyle w:val="Pieddepage"/>
@@ -3046,7 +3368,7 @@
 </file>
 
 <file path=word/footnotes.xml><?xml version="1.0" encoding="utf-8"?>
-<w:footnotes xmlns:wpc="http://schemas.microsoft.com/office/word/2010/wordprocessingCanvas" xmlns:cx="http://schemas.microsoft.com/office/drawing/2014/chartex" xmlns:cx1="http://schemas.microsoft.com/office/drawing/2015/9/8/chartex" xmlns:cx2="http://schemas.microsoft.com/office/drawing/2015/10/21/chartex" xmlns:cx3="http://schemas.microsoft.com/office/drawing/2016/5/9/chartex" xmlns:cx4="http://schemas.microsoft.com/office/drawing/2016/5/10/chartex" xmlns:cx5="http://schemas.microsoft.com/office/drawing/2016/5/11/chartex" xmlns:cx6="http://schemas.microsoft.com/office/drawing/2016/5/12/chartex" xmlns:cx7="http://schemas.microsoft.com/office/drawing/2016/5/13/chartex" xmlns:cx8="http://schemas.microsoft.com/office/drawing/2016/5/14/chartex" xmlns:mc="http://schemas.openxmlformats.org/markup-compatibility/2006" xmlns:aink="http://schemas.microsoft.com/office/drawing/2016/ink" xmlns:am3d="http://schemas.microsoft.com/office/drawing/2017/model3d" xmlns:o="urn:schemas-microsoft-com:office:office" xmlns:r="http://schemas.openxmlformats.org/officeDocument/2006/relationships" xmlns:m="http://schemas.openxmlformats.org/officeDocument/2006/math" xmlns:v="urn:schemas-microsoft-com:vml" xmlns:wp14="http://schemas.microsoft.com/office/word/2010/wordprocessingDrawing" xmlns:wp="http://schemas.openxmlformats.org/drawingml/2006/wordprocessingDrawing" xmlns:w10="urn:schemas-microsoft-com:office:word" xmlns:w="http://schemas.openxmlformats.org/wordprocessingml/2006/main" xmlns:w14="http://schemas.microsoft.com/office/word/2010/wordml" xmlns:w15="http://schemas.microsoft.com/office/word/2012/wordml" xmlns:w16cid="http://schemas.microsoft.com/office/word/2016/wordml/cid" xmlns:w16se="http://schemas.microsoft.com/office/word/2015/wordml/symex" xmlns:wpg="http://schemas.microsoft.com/office/word/2010/wordprocessingGroup" xmlns:wpi="http://schemas.microsoft.com/office/word/2010/wordprocessingInk" xmlns:wne="http://schemas.microsoft.com/office/word/2006/wordml" xmlns:wps="http://schemas.microsoft.com/office/word/2010/wordprocessingShape" mc:Ignorable="w14 w15 w16se w16cid wp14">
+<w:footnotes xmlns:wpc="http://schemas.microsoft.com/office/word/2010/wordprocessingCanvas" xmlns:cx="http://schemas.microsoft.com/office/drawing/2014/chartex" xmlns:cx1="http://schemas.microsoft.com/office/drawing/2015/9/8/chartex" xmlns:cx2="http://schemas.microsoft.com/office/drawing/2015/10/21/chartex" xmlns:cx3="http://schemas.microsoft.com/office/drawing/2016/5/9/chartex" xmlns:cx4="http://schemas.microsoft.com/office/drawing/2016/5/10/chartex" xmlns:cx5="http://schemas.microsoft.com/office/drawing/2016/5/11/chartex" xmlns:cx6="http://schemas.microsoft.com/office/drawing/2016/5/12/chartex" xmlns:cx7="http://schemas.microsoft.com/office/drawing/2016/5/13/chartex" xmlns:cx8="http://schemas.microsoft.com/office/drawing/2016/5/14/chartex" xmlns:mc="http://schemas.openxmlformats.org/markup-compatibility/2006" xmlns:aink="http://schemas.microsoft.com/office/drawing/2016/ink" xmlns:am3d="http://schemas.microsoft.com/office/drawing/2017/model3d" xmlns:o="urn:schemas-microsoft-com:office:office" xmlns:oel="http://schemas.microsoft.com/office/2019/extlst" xmlns:r="http://schemas.openxmlformats.org/officeDocument/2006/relationships" xmlns:m="http://schemas.openxmlformats.org/officeDocument/2006/math" xmlns:v="urn:schemas-microsoft-com:vml" xmlns:wp14="http://schemas.microsoft.com/office/word/2010/wordprocessingDrawing" xmlns:wp="http://schemas.openxmlformats.org/drawingml/2006/wordprocessingDrawing" xmlns:w10="urn:schemas-microsoft-com:office:word" xmlns:w="http://schemas.openxmlformats.org/wordprocessingml/2006/main" xmlns:w14="http://schemas.microsoft.com/office/word/2010/wordml" xmlns:w15="http://schemas.microsoft.com/office/word/2012/wordml" xmlns:w16cex="http://schemas.microsoft.com/office/word/2018/wordml/cex" xmlns:w16cid="http://schemas.microsoft.com/office/word/2016/wordml/cid" xmlns:w16="http://schemas.microsoft.com/office/word/2018/wordml" xmlns:w16du="http://schemas.microsoft.com/office/word/2023/wordml/word16du" xmlns:w16sdtdh="http://schemas.microsoft.com/office/word/2020/wordml/sdtdatahash" xmlns:w16sdtfl="http://schemas.microsoft.com/office/word/2024/wordml/sdtformatlock" xmlns:w16se="http://schemas.microsoft.com/office/word/2015/wordml/symex" xmlns:wpg="http://schemas.microsoft.com/office/word/2010/wordprocessingGroup" xmlns:wpi="http://schemas.microsoft.com/office/word/2010/wordprocessingInk" xmlns:wne="http://schemas.microsoft.com/office/word/2006/wordml" xmlns:wps="http://schemas.microsoft.com/office/word/2010/wordprocessingShape" mc:Ignorable="w14 w15 w16se w16cid w16 w16cex w16sdtdh w16sdtfl w16du wp14">
   <w:footnote w:type="separator" w:id="-1">
     <w:p>
       <w:pPr>
@@ -3074,7 +3396,7 @@
 </file>
 
 <file path=word/numbering.xml><?xml version="1.0" encoding="utf-8"?>
-<w:numbering xmlns:wpc="http://schemas.microsoft.com/office/word/2010/wordprocessingCanvas" xmlns:cx="http://schemas.microsoft.com/office/drawing/2014/chartex" xmlns:cx1="http://schemas.microsoft.com/office/drawing/2015/9/8/chartex" xmlns:cx2="http://schemas.microsoft.com/office/drawing/2015/10/21/chartex" xmlns:cx3="http://schemas.microsoft.com/office/drawing/2016/5/9/chartex" xmlns:cx4="http://schemas.microsoft.com/office/drawing/2016/5/10/chartex" xmlns:cx5="http://schemas.microsoft.com/office/drawing/2016/5/11/chartex" xmlns:cx6="http://schemas.microsoft.com/office/drawing/2016/5/12/chartex" xmlns:cx7="http://schemas.microsoft.com/office/drawing/2016/5/13/chartex" xmlns:cx8="http://schemas.microsoft.com/office/drawing/2016/5/14/chartex" xmlns:mc="http://schemas.openxmlformats.org/markup-compatibility/2006" xmlns:aink="http://schemas.microsoft.com/office/drawing/2016/ink" xmlns:am3d="http://schemas.microsoft.com/office/drawing/2017/model3d" xmlns:o="urn:schemas-microsoft-com:office:office" xmlns:r="http://schemas.openxmlformats.org/officeDocument/2006/relationships" xmlns:m="http://schemas.openxmlformats.org/officeDocument/2006/math" xmlns:v="urn:schemas-microsoft-com:vml" xmlns:wp14="http://schemas.microsoft.com/office/word/2010/wordprocessingDrawing" xmlns:wp="http://schemas.openxmlformats.org/drawingml/2006/wordprocessingDrawing" xmlns:w10="urn:schemas-microsoft-com:office:word" xmlns:w="http://schemas.openxmlformats.org/wordprocessingml/2006/main" xmlns:w14="http://schemas.microsoft.com/office/word/2010/wordml" xmlns:w15="http://schemas.microsoft.com/office/word/2012/wordml" xmlns:w16cid="http://schemas.microsoft.com/office/word/2016/wordml/cid" xmlns:w16se="http://schemas.microsoft.com/office/word/2015/wordml/symex" xmlns:wpg="http://schemas.microsoft.com/office/word/2010/wordprocessingGroup" xmlns:wpi="http://schemas.microsoft.com/office/word/2010/wordprocessingInk" xmlns:wne="http://schemas.microsoft.com/office/word/2006/wordml" xmlns:wps="http://schemas.microsoft.com/office/word/2010/wordprocessingShape" mc:Ignorable="w14 w15 w16se w16cid wp14">
+<w:numbering xmlns:wpc="http://schemas.microsoft.com/office/word/2010/wordprocessingCanvas" xmlns:cx="http://schemas.microsoft.com/office/drawing/2014/chartex" xmlns:cx1="http://schemas.microsoft.com/office/drawing/2015/9/8/chartex" xmlns:cx2="http://schemas.microsoft.com/office/drawing/2015/10/21/chartex" xmlns:cx3="http://schemas.microsoft.com/office/drawing/2016/5/9/chartex" xmlns:cx4="http://schemas.microsoft.com/office/drawing/2016/5/10/chartex" xmlns:cx5="http://schemas.microsoft.com/office/drawing/2016/5/11/chartex" xmlns:cx6="http://schemas.microsoft.com/office/drawing/2016/5/12/chartex" xmlns:cx7="http://schemas.microsoft.com/office/drawing/2016/5/13/chartex" xmlns:cx8="http://schemas.microsoft.com/office/drawing/2016/5/14/chartex" xmlns:mc="http://schemas.openxmlformats.org/markup-compatibility/2006" xmlns:aink="http://schemas.microsoft.com/office/drawing/2016/ink" xmlns:am3d="http://schemas.microsoft.com/office/drawing/2017/model3d" xmlns:o="urn:schemas-microsoft-com:office:office" xmlns:oel="http://schemas.microsoft.com/office/2019/extlst" xmlns:r="http://schemas.openxmlformats.org/officeDocument/2006/relationships" xmlns:m="http://schemas.openxmlformats.org/officeDocument/2006/math" xmlns:v="urn:schemas-microsoft-com:vml" xmlns:wp14="http://schemas.microsoft.com/office/word/2010/wordprocessingDrawing" xmlns:wp="http://schemas.openxmlformats.org/drawingml/2006/wordprocessingDrawing" xmlns:w10="urn:schemas-microsoft-com:office:word" xmlns:w="http://schemas.openxmlformats.org/wordprocessingml/2006/main" xmlns:w14="http://schemas.microsoft.com/office/word/2010/wordml" xmlns:w15="http://schemas.microsoft.com/office/word/2012/wordml" xmlns:w16cex="http://schemas.microsoft.com/office/word/2018/wordml/cex" xmlns:w16cid="http://schemas.microsoft.com/office/word/2016/wordml/cid" xmlns:w16="http://schemas.microsoft.com/office/word/2018/wordml" xmlns:w16du="http://schemas.microsoft.com/office/word/2023/wordml/word16du" xmlns:w16sdtdh="http://schemas.microsoft.com/office/word/2020/wordml/sdtdatahash" xmlns:w16sdtfl="http://schemas.microsoft.com/office/word/2024/wordml/sdtformatlock" xmlns:w16se="http://schemas.microsoft.com/office/word/2015/wordml/symex" xmlns:wpg="http://schemas.microsoft.com/office/word/2010/wordprocessingGroup" xmlns:wpi="http://schemas.microsoft.com/office/word/2010/wordprocessingInk" xmlns:wne="http://schemas.microsoft.com/office/word/2006/wordml" xmlns:wps="http://schemas.microsoft.com/office/word/2010/wordprocessingShape" mc:Ignorable="w14 w15 w16se w16cid w16 w16cex w16sdtdh w16sdtfl w16du wp14">
   <w:abstractNum w:abstractNumId="0" w15:restartNumberingAfterBreak="0">
     <w:nsid w:val="0D971289"/>
     <w:multiLevelType w:val="hybridMultilevel"/>
@@ -3102,7 +3424,7 @@
         <w:rFonts w:ascii="Courier New" w:hAnsi="Courier New" w:cs="Courier New" w:hint="default"/>
       </w:rPr>
     </w:lvl>
-    <w:lvl w:ilvl="2" w:tplc="040C0005" w:tentative="1">
+    <w:lvl w:ilvl="2" w:tplc="040C0005">
       <w:start w:val="1"/>
       <w:numFmt w:val="bullet"/>
       <w:lvlText w:val=""/>
@@ -3187,14 +3509,14 @@
       </w:rPr>
     </w:lvl>
   </w:abstractNum>
-  <w:num w:numId="1">
+  <w:num w:numId="1" w16cid:durableId="1204630971">
     <w:abstractNumId w:val="0"/>
   </w:num>
 </w:numbering>
 </file>
 
 <file path=word/styles.xml><?xml version="1.0" encoding="utf-8"?>
-<w:styles xmlns:mc="http://schemas.openxmlformats.org/markup-compatibility/2006" xmlns:r="http://schemas.openxmlformats.org/officeDocument/2006/relationships" xmlns:w="http://schemas.openxmlformats.org/wordprocessingml/2006/main" xmlns:w14="http://schemas.microsoft.com/office/word/2010/wordml" xmlns:w15="http://schemas.microsoft.com/office/word/2012/wordml" xmlns:w16cid="http://schemas.microsoft.com/office/word/2016/wordml/cid" xmlns:w16se="http://schemas.microsoft.com/office/word/2015/wordml/symex" mc:Ignorable="w14 w15 w16se w16cid">
+<w:styles xmlns:mc="http://schemas.openxmlformats.org/markup-compatibility/2006" xmlns:r="http://schemas.openxmlformats.org/officeDocument/2006/relationships" xmlns:w="http://schemas.openxmlformats.org/wordprocessingml/2006/main" xmlns:w14="http://schemas.microsoft.com/office/word/2010/wordml" xmlns:w15="http://schemas.microsoft.com/office/word/2012/wordml" xmlns:w16cex="http://schemas.microsoft.com/office/word/2018/wordml/cex" xmlns:w16cid="http://schemas.microsoft.com/office/word/2016/wordml/cid" xmlns:w16="http://schemas.microsoft.com/office/word/2018/wordml" xmlns:w16du="http://schemas.microsoft.com/office/word/2023/wordml/word16du" xmlns:w16sdtdh="http://schemas.microsoft.com/office/word/2020/wordml/sdtdatahash" xmlns:w16sdtfl="http://schemas.microsoft.com/office/word/2024/wordml/sdtformatlock" xmlns:w16se="http://schemas.microsoft.com/office/word/2015/wordml/symex" mc:Ignorable="w14 w15 w16se w16cid w16 w16cex w16sdtdh w16sdtfl w16du">
   <w:docDefaults>
     <w:rPrDefault>
       <w:rPr>
@@ -3212,7 +3534,7 @@
       </w:pPr>
     </w:pPrDefault>
   </w:docDefaults>
-  <w:latentStyles w:defLockedState="0" w:defUIPriority="99" w:defSemiHidden="0" w:defUnhideWhenUsed="0" w:defQFormat="0" w:count="375">
+  <w:latentStyles w:defLockedState="0" w:defUIPriority="99" w:defSemiHidden="0" w:defUnhideWhenUsed="0" w:defQFormat="0" w:count="376">
     <w:lsdException w:name="Normal" w:uiPriority="0" w:qFormat="1"/>
     <w:lsdException w:name="heading 1" w:uiPriority="9" w:qFormat="1"/>
     <w:lsdException w:name="heading 2" w:semiHidden="1" w:uiPriority="9" w:unhideWhenUsed="1" w:qFormat="1"/>
@@ -3588,6 +3910,7 @@
     <w:lsdException w:name="Smart Hyperlink" w:semiHidden="1" w:unhideWhenUsed="1"/>
     <w:lsdException w:name="Hashtag" w:semiHidden="1" w:unhideWhenUsed="1"/>
     <w:lsdException w:name="Unresolved Mention" w:semiHidden="1" w:unhideWhenUsed="1"/>
+    <w:lsdException w:name="Smart Link" w:semiHidden="1" w:unhideWhenUsed="1"/>
   </w:latentStyles>
   <w:style w:type="paragraph" w:default="1" w:styleId="Normal">
     <w:name w:val="Normal"/>
@@ -3599,7 +3922,6 @@
   <w:style w:type="character" w:default="1" w:styleId="Policepardfaut">
     <w:name w:val="Default Paragraph Font"/>
     <w:uiPriority w:val="1"/>
-    <w:semiHidden/>
     <w:unhideWhenUsed/>
   </w:style>
   <w:style w:type="table" w:default="1" w:styleId="TableauNormal">
@@ -3659,6 +3981,25 @@
   <w:style w:type="character" w:customStyle="1" w:styleId="PieddepageCar">
     <w:name w:val="Pied de page Car"/>
     <w:basedOn w:val="Policepardfaut"/>
+  </w:style>
+  <w:style w:type="paragraph" w:styleId="Lgende">
+    <w:name w:val="caption"/>
+    <w:basedOn w:val="Normal"/>
+    <w:next w:val="Normal"/>
+    <w:uiPriority w:val="35"/>
+    <w:unhideWhenUsed/>
+    <w:qFormat/>
+    <w:rsid w:val="00E55388"/>
+    <w:pPr>
+      <w:spacing w:after="200" w:line="240" w:lineRule="auto"/>
+    </w:pPr>
+    <w:rPr>
+      <w:i/>
+      <w:iCs/>
+      <w:color w:val="0E2841" w:themeColor="text2"/>
+      <w:sz w:val="18"/>
+      <w:szCs w:val="18"/>
+    </w:rPr>
   </w:style>
 </w:styles>
 </file>
